--- a/src/cv/gvwilson.docx
+++ b/src/cv/gvwilson.docx
@@ -399,13 +399,6 @@
       </w:pPr>
       <w:r>
         <w:rPr>
-          <w:rFonts w:cs="Arial" w:ascii="Arial" w:hAnsi="Arial"/>
-          <w:sz w:val="20"/>
-        </w:rPr>
-        <w:t>2024–</w:t>
-      </w:r>
-      <w:r>
-        <w:rPr>
           <w:rFonts w:eastAsia="Times New Roman" w:cs="Arial" w:ascii="Arial" w:hAnsi="Arial"/>
           <w:color w:val="auto"/>
           <w:kern w:val="2"/>
@@ -413,7 +406,7 @@
           <w:szCs w:val="24"/>
           <w:lang w:val="en-US" w:eastAsia="zh-CN" w:bidi="ar-SA"/>
         </w:rPr>
-        <w:t>2</w:t>
+        <w:t>2025</w:t>
       </w:r>
       <w:r>
         <w:rPr>
@@ -424,7 +417,7 @@
           <w:szCs w:val="24"/>
           <w:lang w:val="en-US" w:eastAsia="zh-CN" w:bidi="ar-SA"/>
         </w:rPr>
-        <w:t>0</w:t>
+        <w:t>–</w:t>
       </w:r>
       <w:r>
         <w:rPr>
@@ -435,7 +428,7 @@
           <w:szCs w:val="24"/>
           <w:lang w:val="en-US" w:eastAsia="zh-CN" w:bidi="ar-SA"/>
         </w:rPr>
-        <w:t>2</w:t>
+        <w:t>p</w:t>
       </w:r>
       <w:r>
         <w:rPr>
@@ -446,14 +439,7 @@
           <w:szCs w:val="24"/>
           <w:lang w:val="en-US" w:eastAsia="zh-CN" w:bidi="ar-SA"/>
         </w:rPr>
-        <w:t>5</w:t>
-      </w:r>
-      <w:r>
-        <w:rPr>
-          <w:rFonts w:cs="Arial" w:ascii="Arial" w:hAnsi="Arial"/>
-          <w:sz w:val="20"/>
-        </w:rPr>
-        <w:tab/>
+        <w:t>r</w:t>
       </w:r>
       <w:r>
         <w:rPr>
@@ -464,7 +450,36 @@
           <w:szCs w:val="24"/>
           <w:lang w:val="en-US" w:eastAsia="zh-CN" w:bidi="ar-SA"/>
         </w:rPr>
-        <w:t>Engineering Manager, Open Source Libraries, Plotly. Responsible for managing in-house developers and coordinating open source community and strategy.</w:t>
+        <w:t>esent</w:t>
+      </w:r>
+      <w:r>
+        <w:rPr>
+          <w:rFonts w:cs="Arial" w:ascii="Arial" w:hAnsi="Arial"/>
+          <w:sz w:val="20"/>
+        </w:rPr>
+        <w:tab/>
+      </w:r>
+      <w:r>
+        <w:rPr>
+          <w:rFonts w:eastAsia="Times New Roman" w:cs="Arial" w:ascii="Arial" w:hAnsi="Arial"/>
+          <w:color w:val="auto"/>
+          <w:kern w:val="2"/>
+          <w:sz w:val="20"/>
+          <w:szCs w:val="24"/>
+          <w:lang w:val="en-US" w:eastAsia="zh-CN" w:bidi="ar-SA"/>
+        </w:rPr>
+        <w:t>I</w:t>
+      </w:r>
+      <w:r>
+        <w:rPr>
+          <w:rFonts w:eastAsia="Times New Roman" w:cs="Arial" w:ascii="Arial" w:hAnsi="Arial"/>
+          <w:color w:val="auto"/>
+          <w:kern w:val="2"/>
+          <w:sz w:val="20"/>
+          <w:szCs w:val="24"/>
+          <w:lang w:val="en-US" w:eastAsia="zh-CN" w:bidi="ar-SA"/>
+        </w:rPr>
+        <w:t>ndependent consulting and teaching.</w:t>
       </w:r>
     </w:p>
     <w:p>
@@ -494,7 +509,7 @@
           <w:rFonts w:cs="Arial" w:ascii="Arial" w:hAnsi="Arial"/>
           <w:sz w:val="20"/>
         </w:rPr>
-        <w:t>2021–</w:t>
+        <w:t>2024–</w:t>
       </w:r>
       <w:r>
         <w:rPr>
@@ -505,7 +520,7 @@
           <w:szCs w:val="24"/>
           <w:lang w:val="en-US" w:eastAsia="zh-CN" w:bidi="ar-SA"/>
         </w:rPr>
-        <w:t>2024</w:t>
+        <w:t>2025</w:t>
       </w:r>
       <w:r>
         <w:rPr>
@@ -523,7 +538,7 @@
           <w:szCs w:val="24"/>
           <w:lang w:val="en-US" w:eastAsia="zh-CN" w:bidi="ar-SA"/>
         </w:rPr>
-        <w:t>Senior Engineering Manager, Deep Genomics. Responsible for recruiting and managing developers, building back-end software in Python, and training.</w:t>
+        <w:t>Engineering Manager, Open Source Libraries, Plotly. Responsible for managing in-house developers and coordinating open source community and strategy.</w:t>
       </w:r>
     </w:p>
     <w:p>
@@ -553,8 +568,7 @@
           <w:rFonts w:cs="Arial" w:ascii="Arial" w:hAnsi="Arial"/>
           <w:sz w:val="20"/>
         </w:rPr>
-        <w:t>2021</w:t>
-        <w:tab/>
+        <w:t>2021–</w:t>
       </w:r>
       <w:r>
         <w:rPr>
@@ -565,7 +579,25 @@
           <w:szCs w:val="24"/>
           <w:lang w:val="en-US" w:eastAsia="zh-CN" w:bidi="ar-SA"/>
         </w:rPr>
-        <w:t>Head of Education, Metabase. Responsible for designing and delivering training material and managing content development team.</w:t>
+        <w:t>2024</w:t>
+      </w:r>
+      <w:r>
+        <w:rPr>
+          <w:rFonts w:cs="Arial" w:ascii="Arial" w:hAnsi="Arial"/>
+          <w:sz w:val="20"/>
+        </w:rPr>
+        <w:tab/>
+      </w:r>
+      <w:r>
+        <w:rPr>
+          <w:rFonts w:eastAsia="Times New Roman" w:cs="Arial" w:ascii="Arial" w:hAnsi="Arial"/>
+          <w:color w:val="auto"/>
+          <w:kern w:val="2"/>
+          <w:sz w:val="20"/>
+          <w:szCs w:val="24"/>
+          <w:lang w:val="en-US" w:eastAsia="zh-CN" w:bidi="ar-SA"/>
+        </w:rPr>
+        <w:t>Senior Engineering Manager, Deep Genomics. Responsible for recruiting and managing developers, building back-end software in Python, and training.</w:t>
       </w:r>
     </w:p>
     <w:p>
@@ -595,6 +627,48 @@
           <w:rFonts w:cs="Arial" w:ascii="Arial" w:hAnsi="Arial"/>
           <w:sz w:val="20"/>
         </w:rPr>
+        <w:t>2021</w:t>
+        <w:tab/>
+      </w:r>
+      <w:r>
+        <w:rPr>
+          <w:rFonts w:eastAsia="Times New Roman" w:cs="Arial" w:ascii="Arial" w:hAnsi="Arial"/>
+          <w:color w:val="auto"/>
+          <w:kern w:val="2"/>
+          <w:sz w:val="20"/>
+          <w:szCs w:val="24"/>
+          <w:lang w:val="en-US" w:eastAsia="zh-CN" w:bidi="ar-SA"/>
+        </w:rPr>
+        <w:t>Head of Education, Metabase. Responsible for designing and delivering training material and managing content development team.</w:t>
+      </w:r>
+    </w:p>
+    <w:p>
+      <w:pPr>
+        <w:pStyle w:val="Standard"/>
+        <w:ind w:hanging="1440" w:start="1440"/>
+        <w:rPr>
+          <w:rFonts w:ascii="Arial" w:hAnsi="Arial" w:cs="Arial"/>
+          <w:sz w:val="20"/>
+        </w:rPr>
+      </w:pPr>
+      <w:r>
+        <w:rPr>
+          <w:rFonts w:cs="Arial" w:ascii="Arial" w:hAnsi="Arial"/>
+          <w:sz w:val="20"/>
+        </w:rPr>
+      </w:r>
+    </w:p>
+    <w:p>
+      <w:pPr>
+        <w:pStyle w:val="Standard"/>
+        <w:ind w:hanging="1440" w:start="1440"/>
+        <w:rPr/>
+      </w:pPr>
+      <w:r>
+        <w:rPr>
+          <w:rFonts w:cs="Arial" w:ascii="Arial" w:hAnsi="Arial"/>
+          <w:sz w:val="20"/>
+        </w:rPr>
         <w:t>2018–2021</w:t>
         <w:tab/>
         <w:t>Data Scientist and Professional Educator, RStudio PBC. Created and ran an instructor certification program; also managed the student intern programs.</w:t>
@@ -693,7 +767,7 @@
         </w:rPr>
         <w:t>2015–2016</w:t>
         <w:tab/>
-        <w:t>Director of Instructor Training, Software Carpentry Foundation. Developed and delivered the foundation’s train-the-trainers course; helped develop workflow tools used to manage thousands of volunteer instructors worldwide.</w:t>
+        <w:t>Director of Instructor Training, Software Carpentry Foundation. Developed and delivered the foundation’s train-the-trainers course.</w:t>
       </w:r>
     </w:p>
     <w:p>
@@ -6132,8 +6206,8 @@
       <w:u w:val="single"/>
     </w:rPr>
   </w:style>
-  <w:style w:type="character" w:styleId="Bulletsuser" w:customStyle="1">
-    <w:name w:val="Bullets (user)"/>
+  <w:style w:type="character" w:styleId="Bullets" w:customStyle="1">
+    <w:name w:val="Bullets"/>
     <w:qFormat/>
     <w:rPr>
       <w:rFonts w:ascii="OpenSymbol" w:hAnsi="OpenSymbol" w:eastAsia="OpenSymbol" w:cs="OpenSymbol"/>

--- a/src/cv/gvwilson.docx
+++ b/src/cv/gvwilson.docx
@@ -172,36 +172,7 @@
       </w:pPr>
       <w:r>
         <w:rPr>
-          <w:sz w:val="36"/>
-        </w:rPr>
-      </w:r>
-    </w:p>
-    <w:p>
-      <w:pPr>
-        <w:pStyle w:val="Heading1"/>
-        <w:shd w:val="clear" w:color="auto" w:fill="EDD287"/>
-        <w:rPr/>
-      </w:pPr>
-      <w:r>
-        <w:rPr>
-          <w:b/>
-          <w:bCs/>
-          <w:sz w:val="24"/>
-        </w:rPr>
-        <w:t>Highlights</w:t>
-      </w:r>
-    </w:p>
-    <w:p>
-      <w:pPr>
-        <w:pStyle w:val="Standard"/>
-        <w:rPr>
-          <w:rFonts w:ascii="Arial" w:hAnsi="Arial" w:cs="Arial"/>
-          <w:sz w:val="20"/>
-        </w:rPr>
-      </w:pPr>
-      <w:r>
-        <w:rPr>
-          <w:rFonts w:cs="Arial" w:ascii="Arial" w:hAnsi="Arial"/>
+          <w:rFonts w:cs="Arial"/>
           <w:sz w:val="20"/>
         </w:rPr>
       </w:r>
@@ -275,7 +246,7 @@
           <w:rFonts w:cs="Arial" w:ascii="Arial" w:hAnsi="Arial"/>
           <w:sz w:val="20"/>
         </w:rPr>
-        <w:t>Co-founder and first Executive Director of Software Carpentry, a world-wide volunteer organization that has taught software skills to almost 100,000 researchers since 2010</w:t>
+        <w:t>Co-founder and first Executive Director of Software Carpentry</w:t>
       </w:r>
     </w:p>
     <w:p>
@@ -299,797 +270,7 @@
           <w:rFonts w:cs="Arial" w:ascii="Arial" w:hAnsi="Arial"/>
           <w:sz w:val="20"/>
         </w:rPr>
-        <w:t xml:space="preserve">Co-founder of </w:t>
-      </w:r>
-      <w:r>
-        <w:rPr>
-          <w:rFonts w:cs="Arial" w:ascii="Arial" w:hAnsi="Arial"/>
-          <w:i/>
-          <w:iCs/>
-          <w:sz w:val="20"/>
-        </w:rPr>
-        <w:t>It Will Never Work in Theory</w:t>
-      </w:r>
-      <w:r>
-        <w:rPr>
-          <w:rFonts w:cs="Arial" w:ascii="Arial" w:hAnsi="Arial"/>
-          <w:sz w:val="20"/>
-        </w:rPr>
-        <w:t xml:space="preserve"> and </w:t>
-      </w:r>
-      <w:r>
-        <w:rPr>
-          <w:rFonts w:cs="Arial" w:ascii="Arial" w:hAnsi="Arial"/>
-          <w:i/>
-          <w:iCs/>
-          <w:sz w:val="20"/>
-        </w:rPr>
-        <w:t>The Architecture of Open Source Applications</w:t>
-      </w:r>
-    </w:p>
-    <w:p>
-      <w:pPr>
-        <w:pStyle w:val="Standard"/>
-        <w:numPr>
-          <w:ilvl w:val="0"/>
-          <w:numId w:val="24"/>
-        </w:numPr>
-        <w:tabs>
-          <w:tab w:val="left" w:pos="720" w:leader="none"/>
-        </w:tabs>
-        <w:ind w:hanging="360" w:start="360"/>
-        <w:rPr/>
-      </w:pPr>
-      <w:r>
-        <w:rPr>
-          <w:rFonts w:cs="Arial" w:ascii="Arial" w:hAnsi="Arial"/>
-          <w:sz w:val="20"/>
-        </w:rPr>
-        <w:t>Author or editor of a dozen books on programming, one on teaching, and two for children</w:t>
-      </w:r>
-    </w:p>
-    <w:p>
-      <w:pPr>
-        <w:pStyle w:val="Standard"/>
-        <w:tabs>
-          <w:tab w:val="left" w:pos="720" w:leader="none"/>
-        </w:tabs>
-        <w:ind w:hanging="0"/>
-        <w:rPr/>
-      </w:pPr>
-      <w:r>
-        <w:rPr/>
-      </w:r>
-    </w:p>
-    <w:p>
-      <w:pPr>
-        <w:pStyle w:val="Heading1"/>
-        <w:shd w:val="clear" w:color="auto" w:fill="EDD287"/>
-        <w:rPr/>
-      </w:pPr>
-      <w:r>
-        <w:rPr>
-          <w:b/>
-          <w:bCs/>
-          <w:sz w:val="24"/>
-        </w:rPr>
-        <w:t>Employment</w:t>
-      </w:r>
-    </w:p>
-    <w:p>
-      <w:pPr>
-        <w:pStyle w:val="Standard"/>
-        <w:rPr>
-          <w:rFonts w:ascii="Arial" w:hAnsi="Arial" w:cs="Arial"/>
-          <w:sz w:val="20"/>
-        </w:rPr>
-      </w:pPr>
-      <w:r>
-        <w:rPr>
-          <w:rFonts w:cs="Arial" w:ascii="Arial" w:hAnsi="Arial"/>
-          <w:sz w:val="20"/>
-        </w:rPr>
-      </w:r>
-    </w:p>
-    <w:p>
-      <w:pPr>
-        <w:pStyle w:val="Standard"/>
-        <w:ind w:hanging="1440" w:start="1440"/>
-        <w:rPr/>
-      </w:pPr>
-      <w:r>
-        <w:rPr>
-          <w:rFonts w:eastAsia="Times New Roman" w:cs="Arial" w:ascii="Arial" w:hAnsi="Arial"/>
-          <w:color w:val="auto"/>
-          <w:kern w:val="2"/>
-          <w:sz w:val="20"/>
-          <w:szCs w:val="24"/>
-          <w:lang w:val="en-US" w:eastAsia="zh-CN" w:bidi="ar-SA"/>
-        </w:rPr>
-        <w:t>2025</w:t>
-      </w:r>
-      <w:r>
-        <w:rPr>
-          <w:rFonts w:eastAsia="Times New Roman" w:cs="Arial" w:ascii="Arial" w:hAnsi="Arial"/>
-          <w:color w:val="auto"/>
-          <w:kern w:val="2"/>
-          <w:sz w:val="20"/>
-          <w:szCs w:val="24"/>
-          <w:lang w:val="en-US" w:eastAsia="zh-CN" w:bidi="ar-SA"/>
-        </w:rPr>
-        <w:t>–</w:t>
-      </w:r>
-      <w:r>
-        <w:rPr>
-          <w:rFonts w:eastAsia="Times New Roman" w:cs="Arial" w:ascii="Arial" w:hAnsi="Arial"/>
-          <w:color w:val="auto"/>
-          <w:kern w:val="2"/>
-          <w:sz w:val="20"/>
-          <w:szCs w:val="24"/>
-          <w:lang w:val="en-US" w:eastAsia="zh-CN" w:bidi="ar-SA"/>
-        </w:rPr>
-        <w:t>p</w:t>
-      </w:r>
-      <w:r>
-        <w:rPr>
-          <w:rFonts w:eastAsia="Times New Roman" w:cs="Arial" w:ascii="Arial" w:hAnsi="Arial"/>
-          <w:color w:val="auto"/>
-          <w:kern w:val="2"/>
-          <w:sz w:val="20"/>
-          <w:szCs w:val="24"/>
-          <w:lang w:val="en-US" w:eastAsia="zh-CN" w:bidi="ar-SA"/>
-        </w:rPr>
-        <w:t>r</w:t>
-      </w:r>
-      <w:r>
-        <w:rPr>
-          <w:rFonts w:eastAsia="Times New Roman" w:cs="Arial" w:ascii="Arial" w:hAnsi="Arial"/>
-          <w:color w:val="auto"/>
-          <w:kern w:val="2"/>
-          <w:sz w:val="20"/>
-          <w:szCs w:val="24"/>
-          <w:lang w:val="en-US" w:eastAsia="zh-CN" w:bidi="ar-SA"/>
-        </w:rPr>
-        <w:t>esent</w:t>
-      </w:r>
-      <w:r>
-        <w:rPr>
-          <w:rFonts w:cs="Arial" w:ascii="Arial" w:hAnsi="Arial"/>
-          <w:sz w:val="20"/>
-        </w:rPr>
-        <w:tab/>
-      </w:r>
-      <w:r>
-        <w:rPr>
-          <w:rFonts w:eastAsia="Times New Roman" w:cs="Arial" w:ascii="Arial" w:hAnsi="Arial"/>
-          <w:color w:val="auto"/>
-          <w:kern w:val="2"/>
-          <w:sz w:val="20"/>
-          <w:szCs w:val="24"/>
-          <w:lang w:val="en-US" w:eastAsia="zh-CN" w:bidi="ar-SA"/>
-        </w:rPr>
-        <w:t>I</w:t>
-      </w:r>
-      <w:r>
-        <w:rPr>
-          <w:rFonts w:eastAsia="Times New Roman" w:cs="Arial" w:ascii="Arial" w:hAnsi="Arial"/>
-          <w:color w:val="auto"/>
-          <w:kern w:val="2"/>
-          <w:sz w:val="20"/>
-          <w:szCs w:val="24"/>
-          <w:lang w:val="en-US" w:eastAsia="zh-CN" w:bidi="ar-SA"/>
-        </w:rPr>
-        <w:t>ndependent consulting and teaching.</w:t>
-      </w:r>
-    </w:p>
-    <w:p>
-      <w:pPr>
-        <w:pStyle w:val="Standard"/>
-        <w:ind w:hanging="1440" w:start="1440"/>
-        <w:rPr>
-          <w:rFonts w:ascii="Arial" w:hAnsi="Arial" w:cs="Arial"/>
-          <w:sz w:val="20"/>
-        </w:rPr>
-      </w:pPr>
-      <w:r>
-        <w:rPr>
-          <w:rFonts w:cs="Arial" w:ascii="Arial" w:hAnsi="Arial"/>
-          <w:sz w:val="20"/>
-        </w:rPr>
-      </w:r>
-    </w:p>
-    <w:p>
-      <w:pPr>
-        <w:pStyle w:val="Standard"/>
-        <w:ind w:hanging="1440" w:start="1440"/>
-        <w:rPr/>
-      </w:pPr>
-      <w:r>
-        <w:rPr>
-          <w:rFonts w:cs="Arial" w:ascii="Arial" w:hAnsi="Arial"/>
-          <w:sz w:val="20"/>
-        </w:rPr>
-        <w:t>2024–</w:t>
-      </w:r>
-      <w:r>
-        <w:rPr>
-          <w:rFonts w:eastAsia="Times New Roman" w:cs="Arial" w:ascii="Arial" w:hAnsi="Arial"/>
-          <w:color w:val="auto"/>
-          <w:kern w:val="2"/>
-          <w:sz w:val="20"/>
-          <w:szCs w:val="24"/>
-          <w:lang w:val="en-US" w:eastAsia="zh-CN" w:bidi="ar-SA"/>
-        </w:rPr>
-        <w:t>2025</w:t>
-      </w:r>
-      <w:r>
-        <w:rPr>
-          <w:rFonts w:cs="Arial" w:ascii="Arial" w:hAnsi="Arial"/>
-          <w:sz w:val="20"/>
-        </w:rPr>
-        <w:tab/>
-      </w:r>
-      <w:r>
-        <w:rPr>
-          <w:rFonts w:eastAsia="Times New Roman" w:cs="Arial" w:ascii="Arial" w:hAnsi="Arial"/>
-          <w:color w:val="auto"/>
-          <w:kern w:val="2"/>
-          <w:sz w:val="20"/>
-          <w:szCs w:val="24"/>
-          <w:lang w:val="en-US" w:eastAsia="zh-CN" w:bidi="ar-SA"/>
-        </w:rPr>
-        <w:t>Engineering Manager, Open Source Libraries, Plotly. Responsible for managing in-house developers and coordinating open source community and strategy.</w:t>
-      </w:r>
-    </w:p>
-    <w:p>
-      <w:pPr>
-        <w:pStyle w:val="Standard"/>
-        <w:ind w:hanging="1440" w:start="1440"/>
-        <w:rPr>
-          <w:rFonts w:ascii="Arial" w:hAnsi="Arial" w:cs="Arial"/>
-          <w:sz w:val="20"/>
-        </w:rPr>
-      </w:pPr>
-      <w:r>
-        <w:rPr>
-          <w:rFonts w:cs="Arial" w:ascii="Arial" w:hAnsi="Arial"/>
-          <w:sz w:val="20"/>
-        </w:rPr>
-      </w:r>
-    </w:p>
-    <w:p>
-      <w:pPr>
-        <w:pStyle w:val="Standard"/>
-        <w:ind w:hanging="1440" w:start="1440"/>
-        <w:rPr/>
-      </w:pPr>
-      <w:r>
-        <w:rPr>
-          <w:rFonts w:cs="Arial" w:ascii="Arial" w:hAnsi="Arial"/>
-          <w:sz w:val="20"/>
-        </w:rPr>
-        <w:t>2021–</w:t>
-      </w:r>
-      <w:r>
-        <w:rPr>
-          <w:rFonts w:eastAsia="Times New Roman" w:cs="Arial" w:ascii="Arial" w:hAnsi="Arial"/>
-          <w:color w:val="auto"/>
-          <w:kern w:val="2"/>
-          <w:sz w:val="20"/>
-          <w:szCs w:val="24"/>
-          <w:lang w:val="en-US" w:eastAsia="zh-CN" w:bidi="ar-SA"/>
-        </w:rPr>
-        <w:t>2024</w:t>
-      </w:r>
-      <w:r>
-        <w:rPr>
-          <w:rFonts w:cs="Arial" w:ascii="Arial" w:hAnsi="Arial"/>
-          <w:sz w:val="20"/>
-        </w:rPr>
-        <w:tab/>
-      </w:r>
-      <w:r>
-        <w:rPr>
-          <w:rFonts w:eastAsia="Times New Roman" w:cs="Arial" w:ascii="Arial" w:hAnsi="Arial"/>
-          <w:color w:val="auto"/>
-          <w:kern w:val="2"/>
-          <w:sz w:val="20"/>
-          <w:szCs w:val="24"/>
-          <w:lang w:val="en-US" w:eastAsia="zh-CN" w:bidi="ar-SA"/>
-        </w:rPr>
-        <w:t>Senior Engineering Manager, Deep Genomics. Responsible for recruiting and managing developers, building back-end software in Python, and training.</w:t>
-      </w:r>
-    </w:p>
-    <w:p>
-      <w:pPr>
-        <w:pStyle w:val="Standard"/>
-        <w:ind w:hanging="1440" w:start="1440"/>
-        <w:rPr>
-          <w:rFonts w:ascii="Arial" w:hAnsi="Arial" w:cs="Arial"/>
-          <w:sz w:val="20"/>
-        </w:rPr>
-      </w:pPr>
-      <w:r>
-        <w:rPr>
-          <w:rFonts w:cs="Arial" w:ascii="Arial" w:hAnsi="Arial"/>
-          <w:sz w:val="20"/>
-        </w:rPr>
-      </w:r>
-    </w:p>
-    <w:p>
-      <w:pPr>
-        <w:pStyle w:val="Standard"/>
-        <w:ind w:hanging="1440" w:start="1440"/>
-        <w:rPr/>
-      </w:pPr>
-      <w:r>
-        <w:rPr>
-          <w:rFonts w:cs="Arial" w:ascii="Arial" w:hAnsi="Arial"/>
-          <w:sz w:val="20"/>
-        </w:rPr>
-        <w:t>2021</w:t>
-        <w:tab/>
-      </w:r>
-      <w:r>
-        <w:rPr>
-          <w:rFonts w:eastAsia="Times New Roman" w:cs="Arial" w:ascii="Arial" w:hAnsi="Arial"/>
-          <w:color w:val="auto"/>
-          <w:kern w:val="2"/>
-          <w:sz w:val="20"/>
-          <w:szCs w:val="24"/>
-          <w:lang w:val="en-US" w:eastAsia="zh-CN" w:bidi="ar-SA"/>
-        </w:rPr>
-        <w:t>Head of Education, Metabase. Responsible for designing and delivering training material and managing content development team.</w:t>
-      </w:r>
-    </w:p>
-    <w:p>
-      <w:pPr>
-        <w:pStyle w:val="Standard"/>
-        <w:ind w:hanging="1440" w:start="1440"/>
-        <w:rPr>
-          <w:rFonts w:ascii="Arial" w:hAnsi="Arial" w:cs="Arial"/>
-          <w:sz w:val="20"/>
-        </w:rPr>
-      </w:pPr>
-      <w:r>
-        <w:rPr>
-          <w:rFonts w:cs="Arial" w:ascii="Arial" w:hAnsi="Arial"/>
-          <w:sz w:val="20"/>
-        </w:rPr>
-      </w:r>
-    </w:p>
-    <w:p>
-      <w:pPr>
-        <w:pStyle w:val="Standard"/>
-        <w:ind w:hanging="1440" w:start="1440"/>
-        <w:rPr/>
-      </w:pPr>
-      <w:r>
-        <w:rPr>
-          <w:rFonts w:cs="Arial" w:ascii="Arial" w:hAnsi="Arial"/>
-          <w:sz w:val="20"/>
-        </w:rPr>
-        <w:t>2018–2021</w:t>
-        <w:tab/>
-        <w:t>Data Scientist and Professional Educator, RStudio PBC. Created and ran an instructor certification program; also managed the student intern programs.</w:t>
-      </w:r>
-    </w:p>
-    <w:p>
-      <w:pPr>
-        <w:pStyle w:val="Standard"/>
-        <w:ind w:hanging="1440" w:start="1440"/>
-        <w:rPr>
-          <w:rFonts w:ascii="Arial" w:hAnsi="Arial" w:cs="Arial"/>
-          <w:sz w:val="20"/>
-        </w:rPr>
-      </w:pPr>
-      <w:r>
-        <w:rPr>
-          <w:rFonts w:cs="Arial" w:ascii="Arial" w:hAnsi="Arial"/>
-          <w:sz w:val="20"/>
-        </w:rPr>
-      </w:r>
-    </w:p>
-    <w:p>
-      <w:pPr>
-        <w:pStyle w:val="Standard"/>
-        <w:ind w:hanging="1440" w:start="1440"/>
-        <w:rPr/>
-      </w:pPr>
-      <w:r>
-        <w:rPr>
-          <w:rFonts w:cs="Arial" w:ascii="Arial" w:hAnsi="Arial"/>
-          <w:sz w:val="20"/>
-        </w:rPr>
-        <w:t>2017–2018</w:t>
-        <w:tab/>
-        <w:t>Content developer and instructor trainer, DataCamp. Created courses on Git and the Unix shell; recruited, trained, and edited the work of freelance instructors.</w:t>
-      </w:r>
-    </w:p>
-    <w:p>
-      <w:pPr>
-        <w:pStyle w:val="Standard"/>
-        <w:ind w:hanging="1440" w:start="1440"/>
-        <w:rPr>
-          <w:rFonts w:ascii="Arial" w:hAnsi="Arial" w:cs="Arial"/>
-          <w:sz w:val="20"/>
-        </w:rPr>
-      </w:pPr>
-      <w:r>
-        <w:rPr>
-          <w:rFonts w:cs="Arial" w:ascii="Arial" w:hAnsi="Arial"/>
-          <w:sz w:val="20"/>
-        </w:rPr>
-      </w:r>
-    </w:p>
-    <w:p>
-      <w:pPr>
-        <w:pStyle w:val="Standard"/>
-        <w:ind w:hanging="1440" w:start="1440"/>
-        <w:rPr/>
-      </w:pPr>
-      <w:r>
-        <w:rPr>
-          <w:rFonts w:cs="Arial" w:ascii="Arial" w:hAnsi="Arial"/>
-          <w:sz w:val="20"/>
-        </w:rPr>
-        <w:t>2017</w:t>
-        <w:tab/>
-        <w:t>Principal Consultant, Rangle.io. Revised training materials on Angular and React; coached company staff on training techniques.</w:t>
-      </w:r>
-    </w:p>
-    <w:p>
-      <w:pPr>
-        <w:pStyle w:val="Standard"/>
-        <w:ind w:hanging="1440" w:start="1440"/>
-        <w:rPr>
-          <w:rFonts w:ascii="Arial" w:hAnsi="Arial" w:cs="Arial"/>
-          <w:sz w:val="20"/>
-        </w:rPr>
-      </w:pPr>
-      <w:r>
-        <w:rPr>
-          <w:rFonts w:cs="Arial" w:ascii="Arial" w:hAnsi="Arial"/>
-          <w:sz w:val="20"/>
-        </w:rPr>
-      </w:r>
-    </w:p>
-    <w:p>
-      <w:pPr>
-        <w:pStyle w:val="Standard"/>
-        <w:ind w:hanging="1440" w:start="1440"/>
-        <w:rPr/>
-      </w:pPr>
-      <w:r>
-        <w:rPr>
-          <w:rFonts w:cs="Arial" w:ascii="Arial" w:hAnsi="Arial"/>
-          <w:sz w:val="20"/>
-        </w:rPr>
-        <w:t>2015–2016</w:t>
-        <w:tab/>
-        <w:t>Director of Instructor Training, Software Carpentry Foundation. Developed and delivered the foundation’s train-the-trainers course.</w:t>
-      </w:r>
-    </w:p>
-    <w:p>
-      <w:pPr>
-        <w:pStyle w:val="Standard"/>
-        <w:rPr>
-          <w:rFonts w:ascii="Arial" w:hAnsi="Arial" w:cs="Arial"/>
-          <w:sz w:val="20"/>
-        </w:rPr>
-      </w:pPr>
-      <w:r>
-        <w:rPr>
-          <w:rFonts w:cs="Arial" w:ascii="Arial" w:hAnsi="Arial"/>
-          <w:sz w:val="20"/>
-        </w:rPr>
-      </w:r>
-    </w:p>
-    <w:p>
-      <w:pPr>
-        <w:pStyle w:val="Standard"/>
-        <w:ind w:hanging="1440" w:start="1440"/>
-        <w:rPr>
-          <w:rFonts w:ascii="Arial" w:hAnsi="Arial" w:cs="Arial"/>
-          <w:sz w:val="20"/>
-        </w:rPr>
-      </w:pPr>
-      <w:r>
-        <w:rPr>
-          <w:rFonts w:cs="Arial" w:ascii="Arial" w:hAnsi="Arial"/>
-          <w:sz w:val="20"/>
-        </w:rPr>
-        <w:t>2012–2015</w:t>
-        <w:tab/>
-        <w:t>Executive Director, Software Carpentry Foundation. Developed curriculum, trained instructors, negotiated partnerships with multiple organizations, and led development of workflow tools.</w:t>
-      </w:r>
-    </w:p>
-    <w:p>
-      <w:pPr>
-        <w:pStyle w:val="Standard"/>
-        <w:ind w:hanging="1440" w:start="1440"/>
-        <w:rPr>
-          <w:rFonts w:ascii="Arial" w:hAnsi="Arial" w:cs="Arial"/>
-          <w:sz w:val="20"/>
-        </w:rPr>
-      </w:pPr>
-      <w:r>
-        <w:rPr>
-          <w:rFonts w:cs="Arial" w:ascii="Arial" w:hAnsi="Arial"/>
-          <w:sz w:val="20"/>
-        </w:rPr>
-      </w:r>
-    </w:p>
-    <w:p>
-      <w:pPr>
-        <w:pStyle w:val="Standard"/>
-        <w:ind w:hanging="1440" w:start="1440"/>
-        <w:rPr/>
-      </w:pPr>
-      <w:r>
-        <w:rPr>
-          <w:rFonts w:cs="Arial" w:ascii="Arial" w:hAnsi="Arial"/>
-          <w:sz w:val="20"/>
-        </w:rPr>
-        <w:t>2011</w:t>
-        <w:tab/>
-        <w:t>Software Engineer, Side Effects Software Inc. Helped build and test a web store for the company’s flagship product using Django and Selenium.</w:t>
-      </w:r>
-    </w:p>
-    <w:p>
-      <w:pPr>
-        <w:pStyle w:val="Standard"/>
-        <w:ind w:hanging="1440" w:start="1440"/>
-        <w:rPr>
-          <w:rFonts w:ascii="Arial" w:hAnsi="Arial" w:cs="Arial"/>
-          <w:sz w:val="20"/>
-        </w:rPr>
-      </w:pPr>
-      <w:r>
-        <w:rPr>
-          <w:rFonts w:cs="Arial" w:ascii="Arial" w:hAnsi="Arial"/>
-          <w:sz w:val="20"/>
-        </w:rPr>
-      </w:r>
-    </w:p>
-    <w:p>
-      <w:pPr>
-        <w:pStyle w:val="Standard"/>
-        <w:ind w:hanging="1440" w:start="1440"/>
-        <w:rPr/>
-      </w:pPr>
-      <w:r>
-        <w:rPr>
-          <w:rFonts w:cs="Arial" w:ascii="Arial" w:hAnsi="Arial"/>
-          <w:sz w:val="20"/>
-        </w:rPr>
-        <w:t>2010–2011</w:t>
-        <w:tab/>
-        <w:t>Project lead, Software Carpentry. Developed and delivered workshops on research computing skills at several dozen universities; recruited and trained volunteer instructors; oversaw program assessment and fundraising.</w:t>
-      </w:r>
-    </w:p>
-    <w:p>
-      <w:pPr>
-        <w:pStyle w:val="Standard"/>
-        <w:ind w:hanging="1440" w:start="1440"/>
-        <w:rPr>
-          <w:rFonts w:ascii="Arial" w:hAnsi="Arial" w:cs="Arial"/>
-          <w:sz w:val="20"/>
-        </w:rPr>
-      </w:pPr>
-      <w:r>
-        <w:rPr>
-          <w:rFonts w:cs="Arial" w:ascii="Arial" w:hAnsi="Arial"/>
-          <w:sz w:val="20"/>
-        </w:rPr>
-      </w:r>
-    </w:p>
-    <w:p>
-      <w:pPr>
-        <w:pStyle w:val="Standard"/>
-        <w:ind w:hanging="1440" w:start="1440"/>
-        <w:rPr/>
-      </w:pPr>
-      <w:r>
-        <w:rPr>
-          <w:rFonts w:cs="Arial" w:ascii="Arial" w:hAnsi="Arial"/>
-          <w:sz w:val="20"/>
-        </w:rPr>
-        <w:t>2006–2010</w:t>
-        <w:tab/>
-        <w:t xml:space="preserve">Assistant Professor, Computer Science, University of Toronto. Taught courses at several levels; supervised theses; designed a </w:t>
-      </w:r>
-      <w:r>
-        <w:rPr>
-          <w:rFonts w:cs="Arial" w:ascii="Arial" w:hAnsi="Arial"/>
-          <w:sz w:val="20"/>
-          <w:szCs w:val="20"/>
-        </w:rPr>
-        <w:t>Professional Master’s program.</w:t>
-      </w:r>
-    </w:p>
-    <w:p>
-      <w:pPr>
-        <w:pStyle w:val="Standard"/>
-        <w:rPr>
-          <w:rFonts w:ascii="Arial" w:hAnsi="Arial" w:cs="Arial"/>
-          <w:sz w:val="20"/>
-        </w:rPr>
-      </w:pPr>
-      <w:r>
-        <w:rPr>
-          <w:rFonts w:cs="Arial" w:ascii="Arial" w:hAnsi="Arial"/>
-          <w:sz w:val="20"/>
-        </w:rPr>
-      </w:r>
-    </w:p>
-    <w:p>
-      <w:pPr>
-        <w:pStyle w:val="Standard"/>
-        <w:ind w:hanging="1440" w:start="1440"/>
-        <w:rPr>
-          <w:rFonts w:ascii="Arial" w:hAnsi="Arial" w:cs="Arial"/>
-          <w:sz w:val="20"/>
-          <w:szCs w:val="20"/>
-        </w:rPr>
-      </w:pPr>
-      <w:r>
-        <w:rPr>
-          <w:rFonts w:cs="Arial" w:ascii="Arial" w:hAnsi="Arial"/>
-          <w:sz w:val="20"/>
-        </w:rPr>
-        <w:t>1982–2006</w:t>
-        <w:tab/>
-        <w:t>Software developer and consultant for academic research centers, national labs, and firms ranging from early-stage startups to IBM.</w:t>
-      </w:r>
-    </w:p>
-    <w:p>
-      <w:pPr>
-        <w:pStyle w:val="Standard"/>
-        <w:rPr>
-          <w:rFonts w:ascii="Arial" w:hAnsi="Arial" w:cs="Arial"/>
-          <w:b/>
-          <w:bCs/>
-          <w:sz w:val="20"/>
-        </w:rPr>
-      </w:pPr>
-      <w:r>
-        <w:rPr>
-          <w:rFonts w:cs="Arial" w:ascii="Arial" w:hAnsi="Arial"/>
-          <w:b/>
-          <w:bCs/>
-          <w:sz w:val="20"/>
-        </w:rPr>
-      </w:r>
-    </w:p>
-    <w:p>
-      <w:pPr>
-        <w:pStyle w:val="Heading1"/>
-        <w:shd w:val="clear" w:color="auto" w:fill="EDD287"/>
-        <w:rPr/>
-      </w:pPr>
-      <w:r>
-        <w:rPr>
-          <w:b/>
-          <w:bCs/>
-          <w:sz w:val="24"/>
-        </w:rPr>
-        <w:t>Education</w:t>
-      </w:r>
-    </w:p>
-    <w:p>
-      <w:pPr>
-        <w:pStyle w:val="Standard"/>
-        <w:rPr>
-          <w:rFonts w:ascii="Arial" w:hAnsi="Arial" w:cs="Arial"/>
-          <w:sz w:val="20"/>
-        </w:rPr>
-      </w:pPr>
-      <w:r>
-        <w:rPr>
-          <w:rFonts w:cs="Arial" w:ascii="Arial" w:hAnsi="Arial"/>
-          <w:sz w:val="20"/>
-        </w:rPr>
-      </w:r>
-    </w:p>
-    <w:p>
-      <w:pPr>
-        <w:pStyle w:val="Standard"/>
-        <w:rPr/>
-      </w:pPr>
-      <w:r>
-        <w:rPr>
-          <w:rFonts w:cs="Arial" w:ascii="Arial" w:hAnsi="Arial"/>
-          <w:sz w:val="20"/>
-        </w:rPr>
-        <w:t>1993</w:t>
-        <w:tab/>
-        <w:tab/>
-        <w:t>PhD in Computer Science, University of Edinburgh.</w:t>
-      </w:r>
-    </w:p>
-    <w:p>
-      <w:pPr>
-        <w:pStyle w:val="Standard"/>
-        <w:ind w:hanging="1440" w:start="1440"/>
-        <w:rPr/>
-      </w:pPr>
-      <w:r>
-        <w:rPr>
-          <w:rFonts w:cs="Arial" w:ascii="Arial" w:hAnsi="Arial"/>
-          <w:sz w:val="20"/>
-        </w:rPr>
-        <w:t>1986</w:t>
-        <w:tab/>
-        <w:t>MSc in Artificial Intelligence, University of Edinburgh.</w:t>
-      </w:r>
-    </w:p>
-    <w:p>
-      <w:pPr>
-        <w:pStyle w:val="Standard"/>
-        <w:ind w:hanging="1440" w:start="1440"/>
-        <w:rPr>
-          <w:rFonts w:ascii="Arial" w:hAnsi="Arial" w:cs="Arial"/>
-          <w:sz w:val="20"/>
-        </w:rPr>
-      </w:pPr>
-      <w:r>
-        <w:rPr>
-          <w:rFonts w:cs="Arial" w:ascii="Arial" w:hAnsi="Arial"/>
-          <w:sz w:val="20"/>
-        </w:rPr>
-        <w:t>1984</w:t>
-        <w:tab/>
-        <w:t>BSc in Mathematics and Engineering (First Class Honors), Queen’s University.</w:t>
-      </w:r>
-    </w:p>
-    <w:p>
-      <w:pPr>
-        <w:pStyle w:val="Standard"/>
-        <w:rPr>
-          <w:rFonts w:ascii="Arial" w:hAnsi="Arial" w:cs="Arial"/>
-          <w:b/>
-          <w:bCs/>
-          <w:sz w:val="20"/>
-        </w:rPr>
-      </w:pPr>
-      <w:r>
-        <w:rPr>
-          <w:rFonts w:cs="Arial" w:ascii="Arial" w:hAnsi="Arial"/>
-          <w:b/>
-          <w:bCs/>
-          <w:sz w:val="20"/>
-        </w:rPr>
-      </w:r>
-    </w:p>
-    <w:p>
-      <w:pPr>
-        <w:pStyle w:val="Heading1"/>
-        <w:shd w:val="clear" w:color="auto" w:fill="EDD287"/>
-        <w:rPr/>
-      </w:pPr>
-      <w:r>
-        <w:rPr>
-          <w:b/>
-          <w:bCs/>
-          <w:sz w:val="24"/>
-        </w:rPr>
-        <w:t>Awards</w:t>
-      </w:r>
-    </w:p>
-    <w:p>
-      <w:pPr>
-        <w:pStyle w:val="Standard"/>
-        <w:rPr>
-          <w:rFonts w:ascii="Arial" w:hAnsi="Arial" w:cs="Arial"/>
-          <w:sz w:val="20"/>
-        </w:rPr>
-      </w:pPr>
-      <w:r>
-        <w:rPr>
-          <w:rFonts w:cs="Arial" w:ascii="Arial" w:hAnsi="Arial"/>
-          <w:sz w:val="20"/>
-        </w:rPr>
+        <w:t>Recipient of ACM SIGSOFT’s “Influential Educator of the Year” Award</w:t>
       </w:r>
     </w:p>
     <w:p>
@@ -1113,7 +294,1527 @@
           <w:rFonts w:cs="Arial" w:ascii="Arial" w:hAnsi="Arial"/>
           <w:sz w:val="20"/>
         </w:rPr>
-        <w:t>ACM SIGSOFT Influential Educator of the Year Award, 2020.</w:t>
+        <w:t xml:space="preserve">Co-founder of </w:t>
+      </w:r>
+      <w:r>
+        <w:rPr>
+          <w:rFonts w:cs="Arial" w:ascii="Arial" w:hAnsi="Arial"/>
+          <w:i/>
+          <w:iCs/>
+          <w:sz w:val="20"/>
+        </w:rPr>
+        <w:t>It Will Never Work in Theory</w:t>
+      </w:r>
+      <w:r>
+        <w:rPr>
+          <w:rFonts w:cs="Arial" w:ascii="Arial" w:hAnsi="Arial"/>
+          <w:sz w:val="20"/>
+        </w:rPr>
+        <w:t xml:space="preserve"> and </w:t>
+      </w:r>
+      <w:r>
+        <w:rPr>
+          <w:rFonts w:cs="Arial" w:ascii="Arial" w:hAnsi="Arial"/>
+          <w:i/>
+          <w:iCs/>
+          <w:sz w:val="20"/>
+        </w:rPr>
+        <w:t>The Architecture of Open Source Applications</w:t>
+      </w:r>
+    </w:p>
+    <w:p>
+      <w:pPr>
+        <w:pStyle w:val="Standard"/>
+        <w:numPr>
+          <w:ilvl w:val="0"/>
+          <w:numId w:val="21"/>
+        </w:numPr>
+        <w:tabs>
+          <w:tab w:val="left" w:pos="720" w:leader="none"/>
+        </w:tabs>
+        <w:ind w:hanging="360" w:start="360"/>
+        <w:rPr/>
+      </w:pPr>
+      <w:r>
+        <w:rPr>
+          <w:rFonts w:cs="Arial" w:ascii="Arial" w:hAnsi="Arial"/>
+          <w:sz w:val="20"/>
+        </w:rPr>
+        <w:t xml:space="preserve">Author or editor of </w:t>
+      </w:r>
+      <w:r>
+        <w:rPr>
+          <w:rFonts w:cs="Arial" w:ascii="Arial" w:hAnsi="Arial"/>
+          <w:sz w:val="20"/>
+        </w:rPr>
+        <w:t>fourteen</w:t>
+      </w:r>
+      <w:r>
+        <w:rPr>
+          <w:rFonts w:cs="Arial" w:ascii="Arial" w:hAnsi="Arial"/>
+          <w:sz w:val="20"/>
+        </w:rPr>
+        <w:t xml:space="preserve"> books on programming, one on teaching, and two for children</w:t>
+      </w:r>
+    </w:p>
+    <w:p>
+      <w:pPr>
+        <w:pStyle w:val="Standard"/>
+        <w:tabs>
+          <w:tab w:val="left" w:pos="720" w:leader="none"/>
+        </w:tabs>
+        <w:ind w:hanging="0"/>
+        <w:rPr/>
+      </w:pPr>
+      <w:r>
+        <w:rPr/>
+      </w:r>
+    </w:p>
+    <w:p>
+      <w:pPr>
+        <w:pStyle w:val="Heading1"/>
+        <w:shd w:val="clear" w:color="auto" w:fill="EDD287"/>
+        <w:rPr/>
+      </w:pPr>
+      <w:r>
+        <w:rPr>
+          <w:b/>
+          <w:bCs/>
+          <w:sz w:val="24"/>
+        </w:rPr>
+        <w:t>Employment</w:t>
+      </w:r>
+    </w:p>
+    <w:p>
+      <w:pPr>
+        <w:pStyle w:val="Standard"/>
+        <w:rPr>
+          <w:rFonts w:ascii="Arial" w:hAnsi="Arial" w:cs="Arial"/>
+          <w:sz w:val="20"/>
+        </w:rPr>
+      </w:pPr>
+      <w:r>
+        <w:rPr>
+          <w:rFonts w:cs="Arial" w:ascii="Arial" w:hAnsi="Arial"/>
+          <w:sz w:val="20"/>
+        </w:rPr>
+      </w:r>
+    </w:p>
+    <w:p>
+      <w:pPr>
+        <w:pStyle w:val="Standard"/>
+        <w:ind w:hanging="1440" w:start="1440"/>
+        <w:rPr/>
+      </w:pPr>
+      <w:r>
+        <w:rPr>
+          <w:rFonts w:eastAsia="Times New Roman" w:cs="Arial" w:ascii="Arial" w:hAnsi="Arial"/>
+          <w:color w:val="auto"/>
+          <w:kern w:val="2"/>
+          <w:sz w:val="20"/>
+          <w:szCs w:val="24"/>
+          <w:lang w:val="en-US" w:eastAsia="zh-CN" w:bidi="ar-SA"/>
+        </w:rPr>
+        <w:t>2025/</w:t>
+      </w:r>
+      <w:r>
+        <w:rPr>
+          <w:rFonts w:eastAsia="Times New Roman" w:cs="Arial" w:ascii="Arial" w:hAnsi="Arial"/>
+          <w:color w:val="auto"/>
+          <w:kern w:val="2"/>
+          <w:sz w:val="20"/>
+          <w:szCs w:val="24"/>
+          <w:lang w:val="en-US" w:eastAsia="zh-CN" w:bidi="ar-SA"/>
+        </w:rPr>
+        <w:t>1</w:t>
+      </w:r>
+      <w:r>
+        <w:rPr>
+          <w:rFonts w:eastAsia="Times New Roman" w:cs="Arial" w:ascii="Arial" w:hAnsi="Arial"/>
+          <w:color w:val="auto"/>
+          <w:kern w:val="2"/>
+          <w:sz w:val="20"/>
+          <w:szCs w:val="24"/>
+          <w:lang w:val="en-US" w:eastAsia="zh-CN" w:bidi="ar-SA"/>
+        </w:rPr>
+        <w:t>0</w:t>
+      </w:r>
+      <w:r>
+        <w:rPr>
+          <w:rFonts w:eastAsia="Times New Roman" w:cs="Arial" w:ascii="Arial" w:hAnsi="Arial"/>
+          <w:color w:val="auto"/>
+          <w:kern w:val="2"/>
+          <w:sz w:val="20"/>
+          <w:szCs w:val="24"/>
+          <w:lang w:val="en-US" w:eastAsia="zh-CN" w:bidi="ar-SA"/>
+        </w:rPr>
+        <w:t>–present</w:t>
+      </w:r>
+      <w:r>
+        <w:rPr>
+          <w:rFonts w:eastAsia="Times New Roman" w:cs="Arial" w:ascii="Arial" w:hAnsi="Arial"/>
+          <w:color w:val="auto"/>
+          <w:kern w:val="2"/>
+          <w:sz w:val="20"/>
+          <w:szCs w:val="24"/>
+          <w:lang w:val="en-US" w:eastAsia="zh-CN" w:bidi="ar-SA"/>
+        </w:rPr>
+        <w:tab/>
+      </w:r>
+      <w:r>
+        <w:rPr>
+          <w:rFonts w:eastAsia="Times New Roman" w:cs="Arial" w:ascii="Arial" w:hAnsi="Arial"/>
+          <w:color w:val="auto"/>
+          <w:kern w:val="2"/>
+          <w:sz w:val="20"/>
+          <w:szCs w:val="24"/>
+          <w:lang w:val="en-US" w:eastAsia="zh-CN" w:bidi="ar-SA"/>
+        </w:rPr>
+        <w:t>Independent consulting and teaching.</w:t>
+      </w:r>
+    </w:p>
+    <w:p>
+      <w:pPr>
+        <w:pStyle w:val="Standard"/>
+        <w:ind w:hanging="1440" w:start="1440"/>
+        <w:rPr>
+          <w:rFonts w:ascii="Arial" w:hAnsi="Arial" w:cs="Arial"/>
+          <w:sz w:val="20"/>
+        </w:rPr>
+      </w:pPr>
+      <w:r>
+        <w:rPr>
+          <w:rFonts w:cs="Arial" w:ascii="Arial" w:hAnsi="Arial"/>
+          <w:sz w:val="20"/>
+        </w:rPr>
+      </w:r>
+    </w:p>
+    <w:p>
+      <w:pPr>
+        <w:pStyle w:val="Standard"/>
+        <w:ind w:hanging="1440" w:start="1440"/>
+        <w:rPr/>
+      </w:pPr>
+      <w:r>
+        <w:rPr>
+          <w:rFonts w:cs="Arial" w:ascii="Arial" w:hAnsi="Arial"/>
+          <w:sz w:val="20"/>
+        </w:rPr>
+        <w:t>2024/</w:t>
+      </w:r>
+      <w:r>
+        <w:rPr>
+          <w:rFonts w:cs="Arial" w:ascii="Arial" w:hAnsi="Arial"/>
+          <w:sz w:val="20"/>
+        </w:rPr>
+        <w:t>04</w:t>
+      </w:r>
+      <w:r>
+        <w:rPr>
+          <w:rFonts w:cs="Arial" w:ascii="Arial" w:hAnsi="Arial"/>
+          <w:sz w:val="20"/>
+        </w:rPr>
+        <w:t>–</w:t>
+      </w:r>
+      <w:r>
+        <w:rPr>
+          <w:rFonts w:eastAsia="Times New Roman" w:cs="Arial" w:ascii="Arial" w:hAnsi="Arial"/>
+          <w:color w:val="auto"/>
+          <w:kern w:val="2"/>
+          <w:sz w:val="20"/>
+          <w:szCs w:val="24"/>
+          <w:lang w:val="en-US" w:eastAsia="zh-CN" w:bidi="ar-SA"/>
+        </w:rPr>
+        <w:t>2025/</w:t>
+      </w:r>
+      <w:r>
+        <w:rPr>
+          <w:rFonts w:eastAsia="Times New Roman" w:cs="Arial" w:ascii="Arial" w:hAnsi="Arial"/>
+          <w:color w:val="auto"/>
+          <w:kern w:val="2"/>
+          <w:sz w:val="20"/>
+          <w:szCs w:val="24"/>
+          <w:lang w:val="en-US" w:eastAsia="zh-CN" w:bidi="ar-SA"/>
+        </w:rPr>
+        <w:t>1</w:t>
+      </w:r>
+      <w:r>
+        <w:rPr>
+          <w:rFonts w:eastAsia="Times New Roman" w:cs="Arial" w:ascii="Arial" w:hAnsi="Arial"/>
+          <w:color w:val="auto"/>
+          <w:kern w:val="2"/>
+          <w:sz w:val="20"/>
+          <w:szCs w:val="24"/>
+          <w:lang w:val="en-US" w:eastAsia="zh-CN" w:bidi="ar-SA"/>
+        </w:rPr>
+        <w:t>0</w:t>
+        <w:tab/>
+      </w:r>
+      <w:r>
+        <w:rPr>
+          <w:rFonts w:eastAsia="Times New Roman" w:cs="Arial" w:ascii="Arial" w:hAnsi="Arial"/>
+          <w:color w:val="auto"/>
+          <w:kern w:val="2"/>
+          <w:sz w:val="20"/>
+          <w:szCs w:val="24"/>
+          <w:lang w:val="en-US" w:eastAsia="zh-CN" w:bidi="ar-SA"/>
+        </w:rPr>
+        <w:t xml:space="preserve">Engineering Manager, Open Source Libraries, Plotly. </w:t>
+      </w:r>
+      <w:r>
+        <w:rPr>
+          <w:rFonts w:eastAsia="Times New Roman" w:cs="Arial" w:ascii="Arial" w:hAnsi="Arial"/>
+          <w:color w:val="auto"/>
+          <w:kern w:val="2"/>
+          <w:sz w:val="20"/>
+          <w:szCs w:val="24"/>
+          <w:lang w:val="en-US" w:eastAsia="zh-CN" w:bidi="ar-SA"/>
+        </w:rPr>
+        <w:t>M</w:t>
+      </w:r>
+      <w:r>
+        <w:rPr>
+          <w:rFonts w:eastAsia="Times New Roman" w:cs="Arial" w:ascii="Arial" w:hAnsi="Arial"/>
+          <w:color w:val="auto"/>
+          <w:kern w:val="2"/>
+          <w:sz w:val="20"/>
+          <w:szCs w:val="24"/>
+          <w:lang w:val="en-US" w:eastAsia="zh-CN" w:bidi="ar-SA"/>
+        </w:rPr>
+        <w:t>anaged</w:t>
+      </w:r>
+      <w:r>
+        <w:rPr>
+          <w:rFonts w:eastAsia="Times New Roman" w:cs="Arial" w:ascii="Arial" w:hAnsi="Arial"/>
+          <w:color w:val="auto"/>
+          <w:kern w:val="2"/>
+          <w:sz w:val="20"/>
+          <w:szCs w:val="24"/>
+          <w:lang w:val="en-US" w:eastAsia="zh-CN" w:bidi="ar-SA"/>
+        </w:rPr>
+        <w:t xml:space="preserve"> in-hous</w:t>
+      </w:r>
+      <w:r>
+        <w:rPr>
+          <w:rFonts w:eastAsia="Times New Roman" w:cs="Arial" w:ascii="Arial" w:hAnsi="Arial"/>
+          <w:color w:val="auto"/>
+          <w:kern w:val="2"/>
+          <w:sz w:val="20"/>
+          <w:szCs w:val="24"/>
+          <w:lang w:val="en-US" w:eastAsia="zh-CN" w:bidi="ar-SA"/>
+        </w:rPr>
+        <w:t xml:space="preserve">e </w:t>
+        <w:tab/>
+      </w:r>
+      <w:r>
+        <w:rPr>
+          <w:rFonts w:eastAsia="Times New Roman" w:cs="Arial" w:ascii="Arial" w:hAnsi="Arial"/>
+          <w:color w:val="auto"/>
+          <w:kern w:val="2"/>
+          <w:sz w:val="20"/>
+          <w:szCs w:val="24"/>
+          <w:lang w:val="en-US" w:eastAsia="zh-CN" w:bidi="ar-SA"/>
+        </w:rPr>
+        <w:t>developers; coordinat</w:t>
+      </w:r>
+      <w:r>
+        <w:rPr>
+          <w:rFonts w:eastAsia="Times New Roman" w:cs="Arial" w:ascii="Arial" w:hAnsi="Arial"/>
+          <w:color w:val="auto"/>
+          <w:kern w:val="2"/>
+          <w:sz w:val="20"/>
+          <w:szCs w:val="24"/>
+          <w:lang w:val="en-US" w:eastAsia="zh-CN" w:bidi="ar-SA"/>
+        </w:rPr>
+        <w:t>e</w:t>
+      </w:r>
+      <w:r>
+        <w:rPr>
+          <w:rFonts w:eastAsia="Times New Roman" w:cs="Arial" w:ascii="Arial" w:hAnsi="Arial"/>
+          <w:color w:val="auto"/>
+          <w:kern w:val="2"/>
+          <w:sz w:val="20"/>
+          <w:szCs w:val="24"/>
+          <w:lang w:val="en-US" w:eastAsia="zh-CN" w:bidi="ar-SA"/>
+        </w:rPr>
+        <w:t>d</w:t>
+      </w:r>
+      <w:r>
+        <w:rPr>
+          <w:rFonts w:eastAsia="Times New Roman" w:cs="Arial" w:ascii="Arial" w:hAnsi="Arial"/>
+          <w:color w:val="auto"/>
+          <w:kern w:val="2"/>
+          <w:sz w:val="20"/>
+          <w:szCs w:val="24"/>
+          <w:lang w:val="en-US" w:eastAsia="zh-CN" w:bidi="ar-SA"/>
+        </w:rPr>
+        <w:t xml:space="preserve"> open source community strategy.</w:t>
+      </w:r>
+    </w:p>
+    <w:p>
+      <w:pPr>
+        <w:pStyle w:val="Standard"/>
+        <w:ind w:hanging="1440" w:start="1440"/>
+        <w:rPr>
+          <w:rFonts w:ascii="Arial" w:hAnsi="Arial" w:cs="Arial"/>
+          <w:sz w:val="20"/>
+        </w:rPr>
+      </w:pPr>
+      <w:r>
+        <w:rPr>
+          <w:rFonts w:cs="Arial" w:ascii="Arial" w:hAnsi="Arial"/>
+          <w:sz w:val="20"/>
+        </w:rPr>
+      </w:r>
+    </w:p>
+    <w:p>
+      <w:pPr>
+        <w:pStyle w:val="Standard"/>
+        <w:ind w:hanging="1440" w:start="1440"/>
+        <w:rPr/>
+      </w:pPr>
+      <w:r>
+        <w:rPr>
+          <w:rFonts w:cs="Arial" w:ascii="Arial" w:hAnsi="Arial"/>
+          <w:sz w:val="20"/>
+        </w:rPr>
+        <w:t>2021/</w:t>
+      </w:r>
+      <w:r>
+        <w:rPr>
+          <w:rFonts w:cs="Arial" w:ascii="Arial" w:hAnsi="Arial"/>
+          <w:sz w:val="20"/>
+        </w:rPr>
+        <w:t>09</w:t>
+      </w:r>
+      <w:r>
+        <w:rPr>
+          <w:rFonts w:cs="Arial" w:ascii="Arial" w:hAnsi="Arial"/>
+          <w:sz w:val="20"/>
+        </w:rPr>
+        <w:t>–</w:t>
+      </w:r>
+      <w:r>
+        <w:rPr>
+          <w:rFonts w:eastAsia="Times New Roman" w:cs="Arial" w:ascii="Arial" w:hAnsi="Arial"/>
+          <w:color w:val="auto"/>
+          <w:kern w:val="2"/>
+          <w:sz w:val="20"/>
+          <w:szCs w:val="24"/>
+          <w:lang w:val="en-US" w:eastAsia="zh-CN" w:bidi="ar-SA"/>
+        </w:rPr>
+        <w:t>2024/</w:t>
+      </w:r>
+      <w:r>
+        <w:rPr>
+          <w:rFonts w:eastAsia="Times New Roman" w:cs="Arial" w:ascii="Arial" w:hAnsi="Arial"/>
+          <w:color w:val="auto"/>
+          <w:kern w:val="2"/>
+          <w:sz w:val="20"/>
+          <w:szCs w:val="24"/>
+          <w:lang w:val="en-US" w:eastAsia="zh-CN" w:bidi="ar-SA"/>
+        </w:rPr>
+        <w:t>0</w:t>
+      </w:r>
+      <w:r>
+        <w:rPr>
+          <w:rFonts w:eastAsia="Times New Roman" w:cs="Arial" w:ascii="Arial" w:hAnsi="Arial"/>
+          <w:color w:val="auto"/>
+          <w:kern w:val="2"/>
+          <w:sz w:val="20"/>
+          <w:szCs w:val="24"/>
+          <w:lang w:val="en-US" w:eastAsia="zh-CN" w:bidi="ar-SA"/>
+        </w:rPr>
+        <w:t>3</w:t>
+      </w:r>
+      <w:r>
+        <w:rPr>
+          <w:rFonts w:cs="Arial" w:ascii="Arial" w:hAnsi="Arial"/>
+          <w:sz w:val="20"/>
+        </w:rPr>
+        <w:tab/>
+      </w:r>
+      <w:r>
+        <w:rPr>
+          <w:rFonts w:eastAsia="Times New Roman" w:cs="Arial" w:ascii="Arial" w:hAnsi="Arial"/>
+          <w:color w:val="auto"/>
+          <w:kern w:val="2"/>
+          <w:sz w:val="20"/>
+          <w:szCs w:val="24"/>
+          <w:lang w:val="en-US" w:eastAsia="zh-CN" w:bidi="ar-SA"/>
+        </w:rPr>
+        <w:t xml:space="preserve">Senior Engineering Manager, Deep Genomics. </w:t>
+      </w:r>
+      <w:r>
+        <w:rPr>
+          <w:rFonts w:eastAsia="Times New Roman" w:cs="Arial" w:ascii="Arial" w:hAnsi="Arial"/>
+          <w:color w:val="auto"/>
+          <w:kern w:val="2"/>
+          <w:sz w:val="20"/>
+          <w:szCs w:val="24"/>
+          <w:lang w:val="en-US" w:eastAsia="zh-CN" w:bidi="ar-SA"/>
+        </w:rPr>
+        <w:t>R</w:t>
+      </w:r>
+      <w:r>
+        <w:rPr>
+          <w:rFonts w:eastAsia="Times New Roman" w:cs="Arial" w:ascii="Arial" w:hAnsi="Arial"/>
+          <w:color w:val="auto"/>
+          <w:kern w:val="2"/>
+          <w:sz w:val="20"/>
+          <w:szCs w:val="24"/>
+          <w:lang w:val="en-US" w:eastAsia="zh-CN" w:bidi="ar-SA"/>
+        </w:rPr>
+        <w:t xml:space="preserve">ecruited </w:t>
+      </w:r>
+      <w:r>
+        <w:rPr>
+          <w:rFonts w:eastAsia="Times New Roman" w:cs="Arial" w:ascii="Arial" w:hAnsi="Arial"/>
+          <w:color w:val="auto"/>
+          <w:kern w:val="2"/>
+          <w:sz w:val="20"/>
+          <w:szCs w:val="24"/>
+          <w:lang w:val="en-US" w:eastAsia="zh-CN" w:bidi="ar-SA"/>
+        </w:rPr>
+        <w:t>and manag</w:t>
+      </w:r>
+      <w:r>
+        <w:rPr>
+          <w:rFonts w:eastAsia="Times New Roman" w:cs="Arial" w:ascii="Arial" w:hAnsi="Arial"/>
+          <w:color w:val="auto"/>
+          <w:kern w:val="2"/>
+          <w:sz w:val="20"/>
+          <w:szCs w:val="24"/>
+          <w:lang w:val="en-US" w:eastAsia="zh-CN" w:bidi="ar-SA"/>
+        </w:rPr>
+        <w:t>e</w:t>
+      </w:r>
+      <w:r>
+        <w:rPr>
+          <w:rFonts w:eastAsia="Times New Roman" w:cs="Arial" w:ascii="Arial" w:hAnsi="Arial"/>
+          <w:color w:val="auto"/>
+          <w:kern w:val="2"/>
+          <w:sz w:val="20"/>
+          <w:szCs w:val="24"/>
+          <w:lang w:val="en-US" w:eastAsia="zh-CN" w:bidi="ar-SA"/>
+        </w:rPr>
+        <w:t>d</w:t>
+      </w:r>
+      <w:r>
+        <w:rPr>
+          <w:rFonts w:eastAsia="Times New Roman" w:cs="Arial" w:ascii="Arial" w:hAnsi="Arial"/>
+          <w:color w:val="auto"/>
+          <w:kern w:val="2"/>
+          <w:sz w:val="20"/>
+          <w:szCs w:val="24"/>
+          <w:lang w:val="en-US" w:eastAsia="zh-CN" w:bidi="ar-SA"/>
+        </w:rPr>
+        <w:t xml:space="preserve"> </w:t>
+        <w:tab/>
+        <w:t>developers; buil</w:t>
+      </w:r>
+      <w:r>
+        <w:rPr>
+          <w:rFonts w:eastAsia="Times New Roman" w:cs="Arial" w:ascii="Arial" w:hAnsi="Arial"/>
+          <w:color w:val="auto"/>
+          <w:kern w:val="2"/>
+          <w:sz w:val="20"/>
+          <w:szCs w:val="24"/>
+          <w:lang w:val="en-US" w:eastAsia="zh-CN" w:bidi="ar-SA"/>
+        </w:rPr>
+        <w:t>t</w:t>
+      </w:r>
+      <w:r>
+        <w:rPr>
+          <w:rFonts w:eastAsia="Times New Roman" w:cs="Arial" w:ascii="Arial" w:hAnsi="Arial"/>
+          <w:color w:val="auto"/>
+          <w:kern w:val="2"/>
+          <w:sz w:val="20"/>
+          <w:szCs w:val="24"/>
+          <w:lang w:val="en-US" w:eastAsia="zh-CN" w:bidi="ar-SA"/>
+        </w:rPr>
+        <w:t xml:space="preserve"> back-end software in Python; </w:t>
+      </w:r>
+      <w:r>
+        <w:rPr>
+          <w:rFonts w:eastAsia="Times New Roman" w:cs="Arial" w:ascii="Arial" w:hAnsi="Arial"/>
+          <w:color w:val="auto"/>
+          <w:kern w:val="2"/>
+          <w:sz w:val="20"/>
+          <w:szCs w:val="24"/>
+          <w:lang w:val="en-US" w:eastAsia="zh-CN" w:bidi="ar-SA"/>
+        </w:rPr>
+        <w:t>d</w:t>
+      </w:r>
+      <w:r>
+        <w:rPr>
+          <w:rFonts w:eastAsia="Times New Roman" w:cs="Arial" w:ascii="Arial" w:hAnsi="Arial"/>
+          <w:color w:val="auto"/>
+          <w:kern w:val="2"/>
+          <w:sz w:val="20"/>
+          <w:szCs w:val="24"/>
+          <w:lang w:val="en-US" w:eastAsia="zh-CN" w:bidi="ar-SA"/>
+        </w:rPr>
+        <w:t xml:space="preserve">eveloped and delivered </w:t>
+        <w:tab/>
+        <w:t>in-house training</w:t>
+      </w:r>
+    </w:p>
+    <w:p>
+      <w:pPr>
+        <w:pStyle w:val="Standard"/>
+        <w:ind w:hanging="1440" w:start="1440"/>
+        <w:rPr>
+          <w:rFonts w:ascii="Arial" w:hAnsi="Arial" w:cs="Arial"/>
+          <w:sz w:val="20"/>
+        </w:rPr>
+      </w:pPr>
+      <w:r>
+        <w:rPr>
+          <w:rFonts w:cs="Arial" w:ascii="Arial" w:hAnsi="Arial"/>
+          <w:sz w:val="20"/>
+        </w:rPr>
+      </w:r>
+    </w:p>
+    <w:p>
+      <w:pPr>
+        <w:pStyle w:val="Standard"/>
+        <w:ind w:hanging="1440" w:start="1440"/>
+        <w:rPr/>
+      </w:pPr>
+      <w:r>
+        <w:rPr>
+          <w:rFonts w:cs="Arial" w:ascii="Arial" w:hAnsi="Arial"/>
+          <w:sz w:val="20"/>
+        </w:rPr>
+        <w:t>2021/</w:t>
+      </w:r>
+      <w:r>
+        <w:rPr>
+          <w:rFonts w:cs="Arial" w:ascii="Arial" w:hAnsi="Arial"/>
+          <w:sz w:val="20"/>
+        </w:rPr>
+        <w:t>02–2021/08</w:t>
+      </w:r>
+      <w:r>
+        <w:rPr>
+          <w:rFonts w:cs="Arial" w:ascii="Arial" w:hAnsi="Arial"/>
+          <w:sz w:val="20"/>
+        </w:rPr>
+        <w:tab/>
+      </w:r>
+      <w:r>
+        <w:rPr>
+          <w:rFonts w:eastAsia="Times New Roman" w:cs="Arial" w:ascii="Arial" w:hAnsi="Arial"/>
+          <w:color w:val="auto"/>
+          <w:kern w:val="2"/>
+          <w:sz w:val="20"/>
+          <w:szCs w:val="24"/>
+          <w:lang w:val="en-US" w:eastAsia="zh-CN" w:bidi="ar-SA"/>
+        </w:rPr>
+        <w:t xml:space="preserve">Head of Education, Metabase. </w:t>
+      </w:r>
+      <w:r>
+        <w:rPr>
+          <w:rFonts w:eastAsia="Times New Roman" w:cs="Arial" w:ascii="Arial" w:hAnsi="Arial"/>
+          <w:color w:val="auto"/>
+          <w:kern w:val="2"/>
+          <w:sz w:val="20"/>
+          <w:szCs w:val="24"/>
+          <w:lang w:val="en-US" w:eastAsia="zh-CN" w:bidi="ar-SA"/>
+        </w:rPr>
+        <w:t>D</w:t>
+      </w:r>
+      <w:r>
+        <w:rPr>
+          <w:rFonts w:eastAsia="Times New Roman" w:cs="Arial" w:ascii="Arial" w:hAnsi="Arial"/>
+          <w:color w:val="auto"/>
+          <w:kern w:val="2"/>
+          <w:sz w:val="20"/>
+          <w:szCs w:val="24"/>
+          <w:lang w:val="en-US" w:eastAsia="zh-CN" w:bidi="ar-SA"/>
+        </w:rPr>
+        <w:t>esigned and delivered</w:t>
+      </w:r>
+      <w:r>
+        <w:rPr>
+          <w:rFonts w:eastAsia="Times New Roman" w:cs="Arial" w:ascii="Arial" w:hAnsi="Arial"/>
+          <w:color w:val="auto"/>
+          <w:kern w:val="2"/>
+          <w:sz w:val="20"/>
+          <w:szCs w:val="24"/>
+          <w:lang w:val="en-US" w:eastAsia="zh-CN" w:bidi="ar-SA"/>
+        </w:rPr>
+        <w:t xml:space="preserve"> training material; </w:t>
+        <w:tab/>
+      </w:r>
+      <w:r>
+        <w:rPr>
+          <w:rFonts w:eastAsia="Times New Roman" w:cs="Arial" w:ascii="Arial" w:hAnsi="Arial"/>
+          <w:color w:val="auto"/>
+          <w:kern w:val="2"/>
+          <w:sz w:val="20"/>
+          <w:szCs w:val="24"/>
+          <w:lang w:val="en-US" w:eastAsia="zh-CN" w:bidi="ar-SA"/>
+        </w:rPr>
+        <w:t>m</w:t>
+      </w:r>
+      <w:r>
+        <w:rPr>
+          <w:rFonts w:eastAsia="Times New Roman" w:cs="Arial" w:ascii="Arial" w:hAnsi="Arial"/>
+          <w:color w:val="auto"/>
+          <w:kern w:val="2"/>
+          <w:sz w:val="20"/>
+          <w:szCs w:val="24"/>
+          <w:lang w:val="en-US" w:eastAsia="zh-CN" w:bidi="ar-SA"/>
+        </w:rPr>
+        <w:t>anaged</w:t>
+      </w:r>
+      <w:r>
+        <w:rPr>
+          <w:rFonts w:eastAsia="Times New Roman" w:cs="Arial" w:ascii="Arial" w:hAnsi="Arial"/>
+          <w:color w:val="auto"/>
+          <w:kern w:val="2"/>
+          <w:sz w:val="20"/>
+          <w:szCs w:val="24"/>
+          <w:lang w:val="en-US" w:eastAsia="zh-CN" w:bidi="ar-SA"/>
+        </w:rPr>
+        <w:t xml:space="preserve"> content development team.</w:t>
+      </w:r>
+    </w:p>
+    <w:p>
+      <w:pPr>
+        <w:pStyle w:val="Standard"/>
+        <w:ind w:hanging="1440" w:start="1440"/>
+        <w:rPr>
+          <w:rFonts w:ascii="Arial" w:hAnsi="Arial" w:cs="Arial"/>
+          <w:sz w:val="20"/>
+        </w:rPr>
+      </w:pPr>
+      <w:r>
+        <w:rPr>
+          <w:rFonts w:cs="Arial" w:ascii="Arial" w:hAnsi="Arial"/>
+          <w:sz w:val="20"/>
+        </w:rPr>
+      </w:r>
+    </w:p>
+    <w:p>
+      <w:pPr>
+        <w:pStyle w:val="Standard"/>
+        <w:ind w:hanging="1440" w:start="1440"/>
+        <w:rPr/>
+      </w:pPr>
+      <w:r>
+        <w:rPr>
+          <w:rFonts w:cs="Arial" w:ascii="Arial" w:hAnsi="Arial"/>
+          <w:sz w:val="20"/>
+        </w:rPr>
+        <w:t>2018/</w:t>
+      </w:r>
+      <w:r>
+        <w:rPr>
+          <w:rFonts w:cs="Arial" w:ascii="Arial" w:hAnsi="Arial"/>
+          <w:sz w:val="20"/>
+        </w:rPr>
+        <w:t>09</w:t>
+      </w:r>
+      <w:r>
+        <w:rPr>
+          <w:rFonts w:cs="Arial" w:ascii="Arial" w:hAnsi="Arial"/>
+          <w:sz w:val="20"/>
+        </w:rPr>
+        <w:t>–2021/</w:t>
+      </w:r>
+      <w:r>
+        <w:rPr>
+          <w:rFonts w:cs="Arial" w:ascii="Arial" w:hAnsi="Arial"/>
+          <w:sz w:val="20"/>
+        </w:rPr>
+        <w:t>01</w:t>
+      </w:r>
+      <w:r>
+        <w:rPr>
+          <w:rFonts w:cs="Arial" w:ascii="Arial" w:hAnsi="Arial"/>
+          <w:sz w:val="20"/>
+        </w:rPr>
+        <w:tab/>
+        <w:t xml:space="preserve">Data Scientist and Professional Educator, RStudio PBC. Created and ran </w:t>
+        <w:tab/>
+        <w:t xml:space="preserve">instructor certification program </w:t>
+      </w:r>
+      <w:r>
+        <w:rPr>
+          <w:rFonts w:cs="Arial" w:ascii="Arial" w:hAnsi="Arial"/>
+          <w:sz w:val="20"/>
+        </w:rPr>
+        <w:t>and</w:t>
+      </w:r>
+      <w:r>
+        <w:rPr>
+          <w:rFonts w:cs="Arial" w:ascii="Arial" w:hAnsi="Arial"/>
+          <w:sz w:val="20"/>
+        </w:rPr>
+        <w:t xml:space="preserve"> student intern program.</w:t>
+      </w:r>
+    </w:p>
+    <w:p>
+      <w:pPr>
+        <w:pStyle w:val="Standard"/>
+        <w:ind w:hanging="1440" w:start="1440"/>
+        <w:rPr>
+          <w:rFonts w:ascii="Arial" w:hAnsi="Arial" w:cs="Arial"/>
+          <w:sz w:val="20"/>
+        </w:rPr>
+      </w:pPr>
+      <w:r>
+        <w:rPr>
+          <w:rFonts w:cs="Arial" w:ascii="Arial" w:hAnsi="Arial"/>
+          <w:sz w:val="20"/>
+        </w:rPr>
+      </w:r>
+    </w:p>
+    <w:p>
+      <w:pPr>
+        <w:pStyle w:val="Standard"/>
+        <w:ind w:hanging="1440" w:start="1440"/>
+        <w:rPr/>
+      </w:pPr>
+      <w:r>
+        <w:rPr>
+          <w:rFonts w:cs="Arial" w:ascii="Arial" w:hAnsi="Arial"/>
+          <w:sz w:val="20"/>
+        </w:rPr>
+        <w:t>2017/</w:t>
+      </w:r>
+      <w:r>
+        <w:rPr>
+          <w:rFonts w:cs="Arial" w:ascii="Arial" w:hAnsi="Arial"/>
+          <w:sz w:val="20"/>
+        </w:rPr>
+        <w:t>08</w:t>
+      </w:r>
+      <w:r>
+        <w:rPr>
+          <w:rFonts w:cs="Arial" w:ascii="Arial" w:hAnsi="Arial"/>
+          <w:sz w:val="20"/>
+        </w:rPr>
+        <w:t>–2018/</w:t>
+      </w:r>
+      <w:r>
+        <w:rPr>
+          <w:rFonts w:cs="Arial" w:ascii="Arial" w:hAnsi="Arial"/>
+          <w:sz w:val="20"/>
+        </w:rPr>
+        <w:t>05</w:t>
+      </w:r>
+      <w:r>
+        <w:rPr>
+          <w:rFonts w:cs="Arial" w:ascii="Arial" w:hAnsi="Arial"/>
+          <w:sz w:val="20"/>
+        </w:rPr>
+        <w:tab/>
+        <w:t xml:space="preserve">Content </w:t>
+      </w:r>
+      <w:r>
+        <w:rPr>
+          <w:rFonts w:cs="Arial" w:ascii="Arial" w:hAnsi="Arial"/>
+          <w:sz w:val="20"/>
+        </w:rPr>
+        <w:t>D</w:t>
+      </w:r>
+      <w:r>
+        <w:rPr>
+          <w:rFonts w:cs="Arial" w:ascii="Arial" w:hAnsi="Arial"/>
+          <w:sz w:val="20"/>
+        </w:rPr>
+        <w:t xml:space="preserve">eveloper and </w:t>
+      </w:r>
+      <w:r>
+        <w:rPr>
+          <w:rFonts w:cs="Arial" w:ascii="Arial" w:hAnsi="Arial"/>
+          <w:sz w:val="20"/>
+        </w:rPr>
+        <w:t>I</w:t>
+      </w:r>
+      <w:r>
+        <w:rPr>
+          <w:rFonts w:cs="Arial" w:ascii="Arial" w:hAnsi="Arial"/>
+          <w:sz w:val="20"/>
+        </w:rPr>
+        <w:t xml:space="preserve">nstructor </w:t>
+      </w:r>
+      <w:r>
+        <w:rPr>
+          <w:rFonts w:cs="Arial" w:ascii="Arial" w:hAnsi="Arial"/>
+          <w:sz w:val="20"/>
+        </w:rPr>
+        <w:t>T</w:t>
+      </w:r>
+      <w:r>
+        <w:rPr>
+          <w:rFonts w:cs="Arial" w:ascii="Arial" w:hAnsi="Arial"/>
+          <w:sz w:val="20"/>
+        </w:rPr>
+        <w:t xml:space="preserve">rainer, DataCamp. Created courses </w:t>
+        <w:tab/>
+      </w:r>
+      <w:r>
+        <w:rPr>
+          <w:rFonts w:cs="Arial" w:ascii="Arial" w:hAnsi="Arial"/>
+          <w:sz w:val="20"/>
+        </w:rPr>
+        <w:t>on Git and the Unix shell</w:t>
+      </w:r>
+      <w:r>
+        <w:rPr>
+          <w:rFonts w:cs="Arial" w:ascii="Arial" w:hAnsi="Arial"/>
+          <w:sz w:val="20"/>
+        </w:rPr>
+        <w:t xml:space="preserve">; recruited </w:t>
+      </w:r>
+      <w:r>
+        <w:rPr>
+          <w:rFonts w:cs="Arial" w:ascii="Arial" w:hAnsi="Arial"/>
+          <w:sz w:val="20"/>
+        </w:rPr>
+        <w:t xml:space="preserve">and </w:t>
+      </w:r>
+      <w:r>
+        <w:rPr>
+          <w:rFonts w:cs="Arial" w:ascii="Arial" w:hAnsi="Arial"/>
+          <w:sz w:val="20"/>
+        </w:rPr>
+        <w:t>trained freelance instructors.</w:t>
+      </w:r>
+    </w:p>
+    <w:p>
+      <w:pPr>
+        <w:pStyle w:val="Standard"/>
+        <w:ind w:hanging="1440" w:start="1440"/>
+        <w:rPr>
+          <w:rFonts w:ascii="Arial" w:hAnsi="Arial" w:cs="Arial"/>
+          <w:sz w:val="20"/>
+        </w:rPr>
+      </w:pPr>
+      <w:r>
+        <w:rPr>
+          <w:rFonts w:cs="Arial" w:ascii="Arial" w:hAnsi="Arial"/>
+          <w:sz w:val="20"/>
+        </w:rPr>
+      </w:r>
+    </w:p>
+    <w:p>
+      <w:pPr>
+        <w:pStyle w:val="Standard"/>
+        <w:ind w:hanging="1440" w:start="1440"/>
+        <w:rPr/>
+      </w:pPr>
+      <w:r>
+        <w:rPr>
+          <w:rFonts w:cs="Arial" w:ascii="Arial" w:hAnsi="Arial"/>
+          <w:sz w:val="20"/>
+        </w:rPr>
+        <w:t>2017/</w:t>
+      </w:r>
+      <w:r>
+        <w:rPr>
+          <w:rFonts w:cs="Arial" w:ascii="Arial" w:hAnsi="Arial"/>
+          <w:sz w:val="20"/>
+        </w:rPr>
+        <w:t>01–2017/07</w:t>
+      </w:r>
+      <w:r>
+        <w:rPr>
+          <w:rFonts w:cs="Arial" w:ascii="Arial" w:hAnsi="Arial"/>
+          <w:sz w:val="20"/>
+        </w:rPr>
+        <w:tab/>
+        <w:t xml:space="preserve">Principal Consultant, Rangle.io. Revised training materials on Angular </w:t>
+        <w:tab/>
+        <w:t>and React; coached company staff on training techniques.</w:t>
+      </w:r>
+    </w:p>
+    <w:p>
+      <w:pPr>
+        <w:pStyle w:val="Standard"/>
+        <w:ind w:hanging="1440" w:start="1440"/>
+        <w:rPr>
+          <w:rFonts w:ascii="Arial" w:hAnsi="Arial" w:cs="Arial"/>
+          <w:sz w:val="20"/>
+        </w:rPr>
+      </w:pPr>
+      <w:r>
+        <w:rPr>
+          <w:rFonts w:cs="Arial" w:ascii="Arial" w:hAnsi="Arial"/>
+          <w:sz w:val="20"/>
+        </w:rPr>
+      </w:r>
+    </w:p>
+    <w:p>
+      <w:pPr>
+        <w:pStyle w:val="Standard"/>
+        <w:ind w:hanging="1440" w:start="1440"/>
+        <w:rPr/>
+      </w:pPr>
+      <w:r>
+        <w:rPr>
+          <w:rFonts w:cs="Arial" w:ascii="Arial" w:hAnsi="Arial"/>
+          <w:sz w:val="20"/>
+        </w:rPr>
+        <w:t>2015/</w:t>
+      </w:r>
+      <w:r>
+        <w:rPr>
+          <w:rFonts w:cs="Arial" w:ascii="Arial" w:hAnsi="Arial"/>
+          <w:sz w:val="20"/>
+        </w:rPr>
+        <w:t>08</w:t>
+      </w:r>
+      <w:r>
+        <w:rPr>
+          <w:rFonts w:cs="Arial" w:ascii="Arial" w:hAnsi="Arial"/>
+          <w:sz w:val="20"/>
+        </w:rPr>
+        <w:t>–2016/</w:t>
+      </w:r>
+      <w:r>
+        <w:rPr>
+          <w:rFonts w:cs="Arial" w:ascii="Arial" w:hAnsi="Arial"/>
+          <w:sz w:val="20"/>
+        </w:rPr>
+        <w:t>12</w:t>
+      </w:r>
+      <w:r>
+        <w:rPr>
+          <w:rFonts w:cs="Arial" w:ascii="Arial" w:hAnsi="Arial"/>
+          <w:sz w:val="20"/>
+        </w:rPr>
+        <w:tab/>
+        <w:t xml:space="preserve">Director of Instructor Training, Software Carpentry Foundation. </w:t>
+        <w:tab/>
+        <w:t>Developed and delivered the foundation’s train-the-trainers course.</w:t>
+      </w:r>
+    </w:p>
+    <w:p>
+      <w:pPr>
+        <w:pStyle w:val="Standard"/>
+        <w:rPr>
+          <w:rFonts w:ascii="Arial" w:hAnsi="Arial" w:cs="Arial"/>
+          <w:sz w:val="20"/>
+        </w:rPr>
+      </w:pPr>
+      <w:r>
+        <w:rPr>
+          <w:rFonts w:cs="Arial" w:ascii="Arial" w:hAnsi="Arial"/>
+          <w:sz w:val="20"/>
+        </w:rPr>
+      </w:r>
+    </w:p>
+    <w:p>
+      <w:pPr>
+        <w:pStyle w:val="Standard"/>
+        <w:ind w:hanging="1440" w:start="1440"/>
+        <w:rPr>
+          <w:rFonts w:ascii="Arial" w:hAnsi="Arial" w:cs="Arial"/>
+          <w:sz w:val="20"/>
+        </w:rPr>
+      </w:pPr>
+      <w:r>
+        <w:rPr>
+          <w:rFonts w:cs="Arial" w:ascii="Arial" w:hAnsi="Arial"/>
+          <w:sz w:val="20"/>
+        </w:rPr>
+        <w:t>2012/</w:t>
+      </w:r>
+      <w:r>
+        <w:rPr>
+          <w:rFonts w:cs="Arial" w:ascii="Arial" w:hAnsi="Arial"/>
+          <w:sz w:val="20"/>
+        </w:rPr>
+        <w:t>01</w:t>
+      </w:r>
+      <w:r>
+        <w:rPr>
+          <w:rFonts w:cs="Arial" w:ascii="Arial" w:hAnsi="Arial"/>
+          <w:sz w:val="20"/>
+        </w:rPr>
+        <w:t>–2015/</w:t>
+      </w:r>
+      <w:r>
+        <w:rPr>
+          <w:rFonts w:cs="Arial" w:ascii="Arial" w:hAnsi="Arial"/>
+          <w:sz w:val="20"/>
+        </w:rPr>
+        <w:t>07</w:t>
+      </w:r>
+      <w:r>
+        <w:rPr>
+          <w:rFonts w:cs="Arial" w:ascii="Arial" w:hAnsi="Arial"/>
+          <w:sz w:val="20"/>
+        </w:rPr>
+        <w:tab/>
+        <w:t xml:space="preserve">Executive Director, Software Carpentry Foundation. Developed </w:t>
+        <w:tab/>
+        <w:t xml:space="preserve">curriculum; trained instructors; negotiated </w:t>
+      </w:r>
+      <w:r>
+        <w:rPr>
+          <w:rFonts w:cs="Arial" w:ascii="Arial" w:hAnsi="Arial"/>
+          <w:sz w:val="20"/>
+        </w:rPr>
+        <w:t xml:space="preserve">external </w:t>
+      </w:r>
+      <w:r>
+        <w:rPr>
+          <w:rFonts w:cs="Arial" w:ascii="Arial" w:hAnsi="Arial"/>
+          <w:sz w:val="20"/>
+        </w:rPr>
+        <w:t xml:space="preserve">partnerships; </w:t>
+      </w:r>
+      <w:r>
+        <w:rPr>
+          <w:rFonts w:cs="Arial" w:ascii="Arial" w:hAnsi="Arial"/>
+          <w:sz w:val="20"/>
+        </w:rPr>
+        <w:t xml:space="preserve">led </w:t>
+        <w:tab/>
+        <w:t>fundraising; led development of</w:t>
+      </w:r>
+      <w:r>
+        <w:rPr>
+          <w:rFonts w:cs="Arial" w:ascii="Arial" w:hAnsi="Arial"/>
+          <w:sz w:val="20"/>
+        </w:rPr>
+        <w:t xml:space="preserve"> workflow tools.</w:t>
+      </w:r>
+    </w:p>
+    <w:p>
+      <w:pPr>
+        <w:pStyle w:val="Standard"/>
+        <w:ind w:hanging="1440" w:start="1440"/>
+        <w:rPr>
+          <w:rFonts w:ascii="Arial" w:hAnsi="Arial" w:cs="Arial"/>
+          <w:sz w:val="20"/>
+        </w:rPr>
+      </w:pPr>
+      <w:r>
+        <w:rPr>
+          <w:rFonts w:cs="Arial" w:ascii="Arial" w:hAnsi="Arial"/>
+          <w:sz w:val="20"/>
+        </w:rPr>
+      </w:r>
+    </w:p>
+    <w:p>
+      <w:pPr>
+        <w:pStyle w:val="Standard"/>
+        <w:ind w:hanging="1440" w:start="1440"/>
+        <w:rPr/>
+      </w:pPr>
+      <w:r>
+        <w:rPr>
+          <w:rFonts w:cs="Arial" w:ascii="Arial" w:hAnsi="Arial"/>
+          <w:sz w:val="20"/>
+        </w:rPr>
+        <w:t>2011/</w:t>
+      </w:r>
+      <w:r>
+        <w:rPr>
+          <w:rFonts w:cs="Arial" w:ascii="Arial" w:hAnsi="Arial"/>
+          <w:sz w:val="20"/>
+        </w:rPr>
+        <w:t>07-2011/12</w:t>
+      </w:r>
+      <w:r>
+        <w:rPr>
+          <w:rFonts w:cs="Arial" w:ascii="Arial" w:hAnsi="Arial"/>
+          <w:sz w:val="20"/>
+        </w:rPr>
+        <w:tab/>
+        <w:t xml:space="preserve">Software Engineer, Side Effects Software Inc. </w:t>
+      </w:r>
+      <w:r>
+        <w:rPr>
+          <w:rFonts w:cs="Arial" w:ascii="Arial" w:hAnsi="Arial"/>
+          <w:sz w:val="20"/>
+        </w:rPr>
+        <w:t>Co-developed online</w:t>
+      </w:r>
+      <w:r>
+        <w:rPr>
+          <w:rFonts w:cs="Arial" w:ascii="Arial" w:hAnsi="Arial"/>
+          <w:sz w:val="20"/>
+        </w:rPr>
+        <w:t xml:space="preserve"> store </w:t>
+        <w:tab/>
+        <w:t>for the company’s flagship product using Django and Selenium.</w:t>
+      </w:r>
+    </w:p>
+    <w:p>
+      <w:pPr>
+        <w:pStyle w:val="Standard"/>
+        <w:ind w:hanging="1440" w:start="1440"/>
+        <w:rPr>
+          <w:rFonts w:ascii="Arial" w:hAnsi="Arial" w:cs="Arial"/>
+          <w:sz w:val="20"/>
+        </w:rPr>
+      </w:pPr>
+      <w:r>
+        <w:rPr>
+          <w:rFonts w:cs="Arial" w:ascii="Arial" w:hAnsi="Arial"/>
+          <w:sz w:val="20"/>
+        </w:rPr>
+      </w:r>
+    </w:p>
+    <w:p>
+      <w:pPr>
+        <w:pStyle w:val="Standard"/>
+        <w:ind w:hanging="1440" w:start="1440"/>
+        <w:rPr/>
+      </w:pPr>
+      <w:r>
+        <w:rPr>
+          <w:rFonts w:cs="Arial" w:ascii="Arial" w:hAnsi="Arial"/>
+          <w:sz w:val="20"/>
+        </w:rPr>
+        <w:t>2010/</w:t>
+      </w:r>
+      <w:r>
+        <w:rPr>
+          <w:rFonts w:cs="Arial" w:ascii="Arial" w:hAnsi="Arial"/>
+          <w:sz w:val="20"/>
+        </w:rPr>
+        <w:t>05</w:t>
+      </w:r>
+      <w:r>
+        <w:rPr>
+          <w:rFonts w:cs="Arial" w:ascii="Arial" w:hAnsi="Arial"/>
+          <w:sz w:val="20"/>
+        </w:rPr>
+        <w:t>–2011/</w:t>
+      </w:r>
+      <w:r>
+        <w:rPr>
+          <w:rFonts w:cs="Arial" w:ascii="Arial" w:hAnsi="Arial"/>
+          <w:sz w:val="20"/>
+        </w:rPr>
+        <w:t>06</w:t>
+      </w:r>
+      <w:r>
+        <w:rPr>
+          <w:rFonts w:cs="Arial" w:ascii="Arial" w:hAnsi="Arial"/>
+          <w:sz w:val="20"/>
+        </w:rPr>
+        <w:tab/>
+        <w:t xml:space="preserve">Project lead, Software Carpentry. Developed and delivered workshops </w:t>
+        <w:tab/>
+        <w:t xml:space="preserve">on research computing skills; recruited and trained volunteer instructors; </w:t>
+        <w:tab/>
+        <w:t>oversaw program assessment and fundraising.</w:t>
+      </w:r>
+    </w:p>
+    <w:p>
+      <w:pPr>
+        <w:pStyle w:val="Standard"/>
+        <w:ind w:hanging="1440" w:start="1440"/>
+        <w:rPr>
+          <w:rFonts w:ascii="Arial" w:hAnsi="Arial" w:cs="Arial"/>
+          <w:sz w:val="20"/>
+        </w:rPr>
+      </w:pPr>
+      <w:r>
+        <w:rPr>
+          <w:rFonts w:cs="Arial" w:ascii="Arial" w:hAnsi="Arial"/>
+          <w:sz w:val="20"/>
+        </w:rPr>
+      </w:r>
+    </w:p>
+    <w:p>
+      <w:pPr>
+        <w:pStyle w:val="Standard"/>
+        <w:ind w:hanging="1440" w:start="1440"/>
+        <w:rPr/>
+      </w:pPr>
+      <w:r>
+        <w:rPr>
+          <w:rFonts w:cs="Arial" w:ascii="Arial" w:hAnsi="Arial"/>
+          <w:sz w:val="20"/>
+        </w:rPr>
+        <w:t>200</w:t>
+      </w:r>
+      <w:r>
+        <w:rPr>
+          <w:rFonts w:cs="Arial" w:ascii="Arial" w:hAnsi="Arial"/>
+          <w:sz w:val="20"/>
+        </w:rPr>
+        <w:t>7/01</w:t>
+      </w:r>
+      <w:r>
+        <w:rPr>
+          <w:rFonts w:cs="Arial" w:ascii="Arial" w:hAnsi="Arial"/>
+          <w:sz w:val="20"/>
+        </w:rPr>
+        <w:t>–2010/</w:t>
+      </w:r>
+      <w:r>
+        <w:rPr>
+          <w:rFonts w:cs="Arial" w:ascii="Arial" w:hAnsi="Arial"/>
+          <w:sz w:val="20"/>
+        </w:rPr>
+        <w:t>04</w:t>
+      </w:r>
+      <w:r>
+        <w:rPr>
+          <w:rFonts w:cs="Arial" w:ascii="Arial" w:hAnsi="Arial"/>
+          <w:sz w:val="20"/>
+        </w:rPr>
+        <w:tab/>
+        <w:t xml:space="preserve">Assistant Professor, Computer Science, University of Toronto. </w:t>
+      </w:r>
+      <w:r>
+        <w:rPr>
+          <w:rFonts w:cs="Arial" w:ascii="Arial" w:hAnsi="Arial"/>
+          <w:sz w:val="20"/>
+        </w:rPr>
+        <w:t>D</w:t>
+      </w:r>
+      <w:r>
+        <w:rPr>
+          <w:rFonts w:cs="Arial" w:ascii="Arial" w:hAnsi="Arial"/>
+          <w:sz w:val="20"/>
+        </w:rPr>
+        <w:t xml:space="preserve">esigned </w:t>
+        <w:tab/>
+      </w:r>
+      <w:r>
+        <w:rPr>
+          <w:rFonts w:cs="Arial" w:ascii="Arial" w:hAnsi="Arial"/>
+          <w:sz w:val="20"/>
+          <w:szCs w:val="20"/>
+        </w:rPr>
+        <w:t xml:space="preserve">Professional Master’s program; </w:t>
+      </w:r>
+      <w:r>
+        <w:rPr>
+          <w:rFonts w:cs="Arial" w:ascii="Arial" w:hAnsi="Arial"/>
+          <w:sz w:val="20"/>
+          <w:szCs w:val="20"/>
+        </w:rPr>
+        <w:t>t</w:t>
+      </w:r>
+      <w:r>
+        <w:rPr>
+          <w:rFonts w:cs="Arial" w:ascii="Arial" w:hAnsi="Arial"/>
+          <w:sz w:val="20"/>
+        </w:rPr>
+        <w:t>aught courses; supervised theses</w:t>
+      </w:r>
+      <w:r>
+        <w:rPr>
+          <w:rFonts w:cs="Arial" w:ascii="Arial" w:hAnsi="Arial"/>
+          <w:sz w:val="20"/>
+          <w:szCs w:val="20"/>
+        </w:rPr>
+        <w:t>.</w:t>
+      </w:r>
+    </w:p>
+    <w:p>
+      <w:pPr>
+        <w:pStyle w:val="Standard"/>
+        <w:rPr>
+          <w:rFonts w:ascii="Arial" w:hAnsi="Arial" w:cs="Arial"/>
+          <w:sz w:val="20"/>
+        </w:rPr>
+      </w:pPr>
+      <w:r>
+        <w:rPr>
+          <w:rFonts w:cs="Arial" w:ascii="Arial" w:hAnsi="Arial"/>
+          <w:sz w:val="20"/>
+        </w:rPr>
+      </w:r>
+    </w:p>
+    <w:p>
+      <w:pPr>
+        <w:pStyle w:val="Standard"/>
+        <w:ind w:hanging="1440" w:start="1440"/>
+        <w:rPr>
+          <w:rFonts w:ascii="Arial" w:hAnsi="Arial" w:cs="Arial"/>
+          <w:sz w:val="20"/>
+          <w:szCs w:val="20"/>
+        </w:rPr>
+      </w:pPr>
+      <w:r>
+        <w:rPr>
+          <w:rFonts w:cs="Arial" w:ascii="Arial" w:hAnsi="Arial"/>
+          <w:sz w:val="20"/>
+        </w:rPr>
+        <w:t>1982–2006</w:t>
+        <w:tab/>
+        <w:tab/>
+        <w:t xml:space="preserve">Software developer and consultant for academic research centers, </w:t>
+        <w:tab/>
+      </w:r>
+      <w:r>
+        <w:rPr>
+          <w:rFonts w:cs="Arial" w:ascii="Arial" w:hAnsi="Arial"/>
+          <w:sz w:val="20"/>
+        </w:rPr>
+        <w:t xml:space="preserve">US </w:t>
+      </w:r>
+      <w:r>
+        <w:rPr>
+          <w:rFonts w:cs="Arial" w:ascii="Arial" w:hAnsi="Arial"/>
+          <w:sz w:val="20"/>
+        </w:rPr>
+        <w:t>national labs, and firms ranging from early-stage startups to IBM.</w:t>
+      </w:r>
+    </w:p>
+    <w:p>
+      <w:pPr>
+        <w:pStyle w:val="Standard"/>
+        <w:rPr>
+          <w:rFonts w:ascii="Arial" w:hAnsi="Arial" w:cs="Arial"/>
+          <w:b/>
+          <w:bCs/>
+          <w:sz w:val="20"/>
+        </w:rPr>
+      </w:pPr>
+      <w:r>
+        <w:rPr>
+          <w:rFonts w:cs="Arial" w:ascii="Arial" w:hAnsi="Arial"/>
+          <w:b/>
+          <w:bCs/>
+          <w:sz w:val="20"/>
+        </w:rPr>
+      </w:r>
+    </w:p>
+    <w:p>
+      <w:pPr>
+        <w:pStyle w:val="Heading1"/>
+        <w:shd w:val="clear" w:color="auto" w:fill="EDD287"/>
+        <w:rPr/>
+      </w:pPr>
+      <w:r>
+        <w:rPr>
+          <w:b/>
+          <w:bCs/>
+          <w:sz w:val="24"/>
+        </w:rPr>
+        <w:t>Education</w:t>
+      </w:r>
+    </w:p>
+    <w:p>
+      <w:pPr>
+        <w:pStyle w:val="Standard"/>
+        <w:rPr>
+          <w:rFonts w:ascii="Arial" w:hAnsi="Arial" w:cs="Arial"/>
+          <w:sz w:val="20"/>
+        </w:rPr>
+      </w:pPr>
+      <w:r>
+        <w:rPr>
+          <w:rFonts w:cs="Arial" w:ascii="Arial" w:hAnsi="Arial"/>
+          <w:sz w:val="20"/>
+        </w:rPr>
+      </w:r>
+    </w:p>
+    <w:p>
+      <w:pPr>
+        <w:pStyle w:val="Standard"/>
+        <w:rPr/>
+      </w:pPr>
+      <w:r>
+        <w:rPr>
+          <w:rFonts w:cs="Arial" w:ascii="Arial" w:hAnsi="Arial"/>
+          <w:sz w:val="20"/>
+        </w:rPr>
+        <w:t>1993</w:t>
+        <w:tab/>
+        <w:tab/>
+        <w:t>PhD in Computer Science, University of Edinburgh.</w:t>
+      </w:r>
+    </w:p>
+    <w:p>
+      <w:pPr>
+        <w:pStyle w:val="Standard"/>
+        <w:ind w:hanging="1440" w:start="1440"/>
+        <w:rPr/>
+      </w:pPr>
+      <w:r>
+        <w:rPr>
+          <w:rFonts w:cs="Arial" w:ascii="Arial" w:hAnsi="Arial"/>
+          <w:sz w:val="20"/>
+        </w:rPr>
+        <w:t>1986</w:t>
+        <w:tab/>
+        <w:t>MSc in Artificial Intelligence, University of Edinburgh.</w:t>
+      </w:r>
+    </w:p>
+    <w:p>
+      <w:pPr>
+        <w:pStyle w:val="Standard"/>
+        <w:ind w:hanging="1440" w:start="1440"/>
+        <w:rPr>
+          <w:rFonts w:ascii="Arial" w:hAnsi="Arial" w:cs="Arial"/>
+          <w:sz w:val="20"/>
+        </w:rPr>
+      </w:pPr>
+      <w:r>
+        <w:rPr>
+          <w:rFonts w:cs="Arial" w:ascii="Arial" w:hAnsi="Arial"/>
+          <w:sz w:val="20"/>
+        </w:rPr>
+        <w:t>1984</w:t>
+        <w:tab/>
+        <w:t>BSc in Mathematics and Engineering (First Class Honors), Queen’s University.</w:t>
+      </w:r>
+    </w:p>
+    <w:p>
+      <w:pPr>
+        <w:pStyle w:val="Standard"/>
+        <w:rPr>
+          <w:rFonts w:ascii="Arial" w:hAnsi="Arial" w:cs="Arial"/>
+          <w:b/>
+          <w:bCs/>
+          <w:sz w:val="20"/>
+        </w:rPr>
+      </w:pPr>
+      <w:r>
+        <w:rPr>
+          <w:rFonts w:cs="Arial" w:ascii="Arial" w:hAnsi="Arial"/>
+          <w:b/>
+          <w:bCs/>
+          <w:sz w:val="20"/>
+        </w:rPr>
+      </w:r>
+    </w:p>
+    <w:p>
+      <w:pPr>
+        <w:pStyle w:val="Heading1"/>
+        <w:shd w:val="clear" w:color="auto" w:fill="EDD287"/>
+        <w:rPr/>
+      </w:pPr>
+      <w:r>
+        <w:rPr>
+          <w:b/>
+          <w:bCs/>
+          <w:sz w:val="24"/>
+        </w:rPr>
+        <w:t>Awards</w:t>
+      </w:r>
+    </w:p>
+    <w:p>
+      <w:pPr>
+        <w:pStyle w:val="Standard"/>
+        <w:rPr>
+          <w:rFonts w:ascii="Arial" w:hAnsi="Arial" w:cs="Arial"/>
+          <w:sz w:val="20"/>
+        </w:rPr>
+      </w:pPr>
+      <w:r>
+        <w:rPr>
+          <w:rFonts w:cs="Arial" w:ascii="Arial" w:hAnsi="Arial"/>
+          <w:sz w:val="20"/>
+        </w:rPr>
       </w:r>
     </w:p>
     <w:p>
@@ -1137,12 +1838,114 @@
           <w:rFonts w:cs="Arial" w:ascii="Arial" w:hAnsi="Arial"/>
           <w:sz w:val="20"/>
         </w:rPr>
+        <w:t>ACM SIGSOFT Influential Educator of the Year Award, 2020.</w:t>
+      </w:r>
+    </w:p>
+    <w:p>
+      <w:pPr>
+        <w:pStyle w:val="Standard"/>
+        <w:numPr>
+          <w:ilvl w:val="0"/>
+          <w:numId w:val="2"/>
+        </w:numPr>
+        <w:tabs>
+          <w:tab w:val="left" w:pos="720" w:leader="none"/>
+        </w:tabs>
+        <w:ind w:hanging="360" w:start="360"/>
+        <w:rPr>
+          <w:rFonts w:ascii="Arial" w:hAnsi="Arial" w:cs="Arial"/>
+          <w:sz w:val="20"/>
+        </w:rPr>
+      </w:pPr>
+      <w:r>
+        <w:rPr>
+          <w:rFonts w:cs="Arial" w:ascii="Arial" w:hAnsi="Arial"/>
+          <w:sz w:val="20"/>
+        </w:rPr>
         <w:t>ComputerWorld Canada’s “IT Educator of the Year” award, 2010.</w:t>
       </w:r>
     </w:p>
     <w:p>
       <w:pPr>
         <w:pStyle w:val="Standard"/>
+        <w:numPr>
+          <w:ilvl w:val="0"/>
+          <w:numId w:val="22"/>
+        </w:numPr>
+        <w:tabs>
+          <w:tab w:val="left" w:pos="720" w:leader="none"/>
+        </w:tabs>
+        <w:ind w:hanging="360" w:start="360"/>
+        <w:rPr/>
+      </w:pPr>
+      <w:r>
+        <w:rPr>
+          <w:rFonts w:cs="Arial" w:ascii="Arial" w:hAnsi="Arial"/>
+          <w:sz w:val="20"/>
+        </w:rPr>
+        <w:t xml:space="preserve">Co-winner of 2008 Jolt Award for Best General Book (for </w:t>
+      </w:r>
+      <w:r>
+        <w:rPr>
+          <w:rFonts w:cs="Arial" w:ascii="Arial" w:hAnsi="Arial"/>
+          <w:i/>
+          <w:sz w:val="20"/>
+        </w:rPr>
+        <w:t>Beautiful Code</w:t>
+      </w:r>
+      <w:r>
+        <w:rPr>
+          <w:rFonts w:cs="Arial" w:ascii="Arial" w:hAnsi="Arial"/>
+          <w:sz w:val="20"/>
+        </w:rPr>
+        <w:t>).</w:t>
+      </w:r>
+    </w:p>
+    <w:p>
+      <w:pPr>
+        <w:pStyle w:val="Standard"/>
+        <w:numPr>
+          <w:ilvl w:val="0"/>
+          <w:numId w:val="23"/>
+        </w:numPr>
+        <w:tabs>
+          <w:tab w:val="left" w:pos="720" w:leader="none"/>
+        </w:tabs>
+        <w:ind w:hanging="360" w:start="360"/>
+        <w:rPr>
+          <w:rFonts w:ascii="Arial" w:hAnsi="Arial" w:cs="Arial"/>
+          <w:sz w:val="20"/>
+        </w:rPr>
+      </w:pPr>
+      <w:r>
+        <w:rPr>
+          <w:rFonts w:cs="Arial" w:ascii="Arial" w:hAnsi="Arial"/>
+          <w:sz w:val="20"/>
+        </w:rPr>
+        <w:t>Co-winner of Howe Prize (best thesis in Artificial Intelligence), University of Edinburgh, 1986.</w:t>
+      </w:r>
+    </w:p>
+    <w:p>
+      <w:pPr>
+        <w:pStyle w:val="BodyTextIndent2"/>
+        <w:numPr>
+          <w:ilvl w:val="0"/>
+          <w:numId w:val="24"/>
+        </w:numPr>
+        <w:tabs>
+          <w:tab w:val="left" w:pos="720" w:leader="none"/>
+        </w:tabs>
+        <w:ind w:hanging="360" w:start="360"/>
+        <w:rPr/>
+      </w:pPr>
+      <w:r>
+        <w:rPr/>
+        <w:t>Commonwealth Scholarship, 1985–86.</w:t>
+      </w:r>
+    </w:p>
+    <w:p>
+      <w:pPr>
+        <w:pStyle w:val="BodyTextIndent2"/>
         <w:numPr>
           <w:ilvl w:val="0"/>
           <w:numId w:val="25"/>
@@ -1154,84 +1957,6 @@
         <w:rPr/>
       </w:pPr>
       <w:r>
-        <w:rPr>
-          <w:rFonts w:cs="Arial" w:ascii="Arial" w:hAnsi="Arial"/>
-          <w:sz w:val="20"/>
-        </w:rPr>
-        <w:t xml:space="preserve">Co-winner of 2008 Jolt Award for Best General Book (for </w:t>
-      </w:r>
-      <w:r>
-        <w:rPr>
-          <w:rFonts w:cs="Arial" w:ascii="Arial" w:hAnsi="Arial"/>
-          <w:i/>
-          <w:sz w:val="20"/>
-        </w:rPr>
-        <w:t>Beautiful Code</w:t>
-      </w:r>
-      <w:r>
-        <w:rPr>
-          <w:rFonts w:cs="Arial" w:ascii="Arial" w:hAnsi="Arial"/>
-          <w:sz w:val="20"/>
-        </w:rPr>
-        <w:t>).</w:t>
-      </w:r>
-    </w:p>
-    <w:p>
-      <w:pPr>
-        <w:pStyle w:val="Standard"/>
-        <w:numPr>
-          <w:ilvl w:val="0"/>
-          <w:numId w:val="26"/>
-        </w:numPr>
-        <w:tabs>
-          <w:tab w:val="left" w:pos="720" w:leader="none"/>
-        </w:tabs>
-        <w:ind w:hanging="360" w:start="360"/>
-        <w:rPr>
-          <w:rFonts w:ascii="Arial" w:hAnsi="Arial" w:cs="Arial"/>
-          <w:sz w:val="20"/>
-        </w:rPr>
-      </w:pPr>
-      <w:r>
-        <w:rPr>
-          <w:rFonts w:cs="Arial" w:ascii="Arial" w:hAnsi="Arial"/>
-          <w:sz w:val="20"/>
-        </w:rPr>
-        <w:t>Co-winner of Howe Prize (best thesis in Artificial Intelligence), University of Edinburgh, 1986.</w:t>
-      </w:r>
-    </w:p>
-    <w:p>
-      <w:pPr>
-        <w:pStyle w:val="BodyTextIndent2"/>
-        <w:numPr>
-          <w:ilvl w:val="0"/>
-          <w:numId w:val="27"/>
-        </w:numPr>
-        <w:tabs>
-          <w:tab w:val="left" w:pos="720" w:leader="none"/>
-        </w:tabs>
-        <w:ind w:hanging="360" w:start="360"/>
-        <w:rPr/>
-      </w:pPr>
-      <w:r>
-        <w:rPr/>
-        <w:t>Commonwealth Scholarship, 1985–86.</w:t>
-      </w:r>
-    </w:p>
-    <w:p>
-      <w:pPr>
-        <w:pStyle w:val="BodyTextIndent2"/>
-        <w:numPr>
-          <w:ilvl w:val="0"/>
-          <w:numId w:val="28"/>
-        </w:numPr>
-        <w:tabs>
-          <w:tab w:val="left" w:pos="720" w:leader="none"/>
-        </w:tabs>
-        <w:ind w:hanging="360" w:start="360"/>
-        <w:rPr/>
-      </w:pPr>
-      <w:r>
         <w:rPr/>
         <w:t>University Medal, Queen's University, 1984 (top student in graduating class).</w:t>
       </w:r>
@@ -1287,80 +2012,6 @@
           <w:rFonts w:cs="Arial" w:ascii="Arial" w:hAnsi="Arial"/>
           <w:sz w:val="20"/>
         </w:rPr>
-      </w:r>
-    </w:p>
-    <w:p>
-      <w:pPr>
-        <w:pStyle w:val="Standard"/>
-        <w:numPr>
-          <w:ilvl w:val="0"/>
-          <w:numId w:val="1"/>
-        </w:numPr>
-        <w:tabs>
-          <w:tab w:val="left" w:pos="720" w:leader="none"/>
-        </w:tabs>
-        <w:ind w:hanging="360" w:start="360"/>
-        <w:rPr/>
-      </w:pPr>
-      <w:r>
-        <w:rPr>
-          <w:rFonts w:cs="Arial" w:ascii="Arial" w:hAnsi="Arial"/>
-          <w:sz w:val="20"/>
-        </w:rPr>
-        <w:t xml:space="preserve">Co-founder and editor of </w:t>
-      </w:r>
-      <w:r>
-        <w:rPr>
-          <w:rFonts w:cs="Arial" w:ascii="Arial" w:hAnsi="Arial"/>
-          <w:i/>
-          <w:iCs/>
-          <w:sz w:val="20"/>
-        </w:rPr>
-        <w:t>It Will Never Work in Theory</w:t>
-      </w:r>
-      <w:r>
-        <w:rPr>
-          <w:rFonts w:cs="Arial" w:ascii="Arial" w:hAnsi="Arial"/>
-          <w:sz w:val="20"/>
-        </w:rPr>
-        <w:t>.</w:t>
-      </w:r>
-    </w:p>
-    <w:p>
-      <w:pPr>
-        <w:pStyle w:val="Standard"/>
-        <w:numPr>
-          <w:ilvl w:val="0"/>
-          <w:numId w:val="1"/>
-        </w:numPr>
-        <w:tabs>
-          <w:tab w:val="left" w:pos="720" w:leader="none"/>
-        </w:tabs>
-        <w:ind w:hanging="360" w:start="360"/>
-        <w:rPr/>
-      </w:pPr>
-      <w:r>
-        <w:rPr>
-          <w:rFonts w:cs="Arial" w:ascii="Arial" w:hAnsi="Arial"/>
-          <w:sz w:val="20"/>
-        </w:rPr>
-        <w:t xml:space="preserve">Founder and co-editor of </w:t>
-      </w:r>
-      <w:r>
-        <w:rPr>
-          <w:rFonts w:cs="Arial" w:ascii="Arial" w:hAnsi="Arial"/>
-          <w:i/>
-          <w:iCs/>
-          <w:sz w:val="20"/>
-        </w:rPr>
-        <w:t>The Architecture of Open Source Applications</w:t>
-      </w:r>
-      <w:r>
-        <w:rPr>
-          <w:rFonts w:cs="Arial" w:ascii="Arial" w:hAnsi="Arial"/>
-          <w:sz w:val="20"/>
-        </w:rPr>
-        <w:t>.</w:t>
       </w:r>
     </w:p>
     <w:p>
@@ -1371,32 +2022,21 @@
           <w:numId w:val="3"/>
         </w:numPr>
         <w:tabs>
-          <w:tab w:val="left" w:pos="720" w:leader="none"/>
+          <w:tab w:val="clear" w:pos="720"/>
+          <w:tab w:val="left" w:pos="360" w:leader="none"/>
         </w:tabs>
         <w:ind w:hanging="360" w:start="360"/>
-        <w:rPr/>
-      </w:pPr>
-      <w:r>
-        <w:rPr>
-          <w:rFonts w:cs="Arial" w:ascii="Arial" w:hAnsi="Arial"/>
-          <w:sz w:val="20"/>
-        </w:rPr>
-        <w:t>Author of two children’s books (</w:t>
-      </w:r>
-      <w:r>
-        <w:rPr>
-          <w:rFonts w:cs="Arial" w:ascii="Arial" w:hAnsi="Arial"/>
-          <w:i/>
-          <w:sz w:val="20"/>
-        </w:rPr>
-        <w:t>Bottle of Light</w:t>
-      </w:r>
-      <w:r>
-        <w:rPr>
-          <w:rFonts w:cs="Arial" w:ascii="Arial" w:hAnsi="Arial"/>
-          <w:sz w:val="20"/>
-        </w:rPr>
-        <w:t xml:space="preserve">, 2008 and </w:t>
+        <w:rPr>
+          <w:rFonts w:ascii="Arial" w:hAnsi="Arial" w:cs="Arial"/>
+          <w:sz w:val="20"/>
+        </w:rPr>
+      </w:pPr>
+      <w:r>
+        <w:rPr>
+          <w:rFonts w:cs="Arial" w:ascii="Arial" w:hAnsi="Arial"/>
+          <w:sz w:val="20"/>
+        </w:rPr>
+        <w:t xml:space="preserve">Co-founder and editor of </w:t>
       </w:r>
       <w:r>
         <w:rPr>
@@ -1405,14 +2045,14 @@
           <w:iCs/>
           <w:sz w:val="20"/>
         </w:rPr>
-        <w:t>Three Sensible Adventures</w:t>
-      </w:r>
-      <w:r>
-        <w:rPr>
-          <w:rFonts w:cs="Arial" w:ascii="Arial" w:hAnsi="Arial"/>
-          <w:sz w:val="20"/>
-        </w:rPr>
-        <w:t>, 1999).</w:t>
+        <w:t>It Will Never Work in Theory</w:t>
+      </w:r>
+      <w:r>
+        <w:rPr>
+          <w:rFonts w:cs="Arial" w:ascii="Arial" w:hAnsi="Arial"/>
+          <w:sz w:val="20"/>
+        </w:rPr>
+        <w:t>.</w:t>
       </w:r>
     </w:p>
     <w:p>
@@ -1423,6 +2063,47 @@
           <w:numId w:val="3"/>
         </w:numPr>
         <w:tabs>
+          <w:tab w:val="clear" w:pos="720"/>
+          <w:tab w:val="left" w:pos="360" w:leader="none"/>
+        </w:tabs>
+        <w:ind w:hanging="360" w:start="360"/>
+        <w:rPr>
+          <w:rFonts w:ascii="Arial" w:hAnsi="Arial" w:cs="Arial"/>
+          <w:sz w:val="20"/>
+        </w:rPr>
+      </w:pPr>
+      <w:r>
+        <w:rPr>
+          <w:rFonts w:cs="Arial" w:ascii="Arial" w:hAnsi="Arial"/>
+          <w:sz w:val="20"/>
+        </w:rPr>
+        <w:t xml:space="preserve">Founder and co-editor of </w:t>
+      </w:r>
+      <w:r>
+        <w:rPr>
+          <w:rFonts w:cs="Arial" w:ascii="Arial" w:hAnsi="Arial"/>
+          <w:i/>
+          <w:iCs/>
+          <w:sz w:val="20"/>
+        </w:rPr>
+        <w:t>The Architecture of Open Source Applications</w:t>
+      </w:r>
+      <w:r>
+        <w:rPr>
+          <w:rFonts w:cs="Arial" w:ascii="Arial" w:hAnsi="Arial"/>
+          <w:sz w:val="20"/>
+        </w:rPr>
+        <w:t>.</w:t>
+      </w:r>
+    </w:p>
+    <w:p>
+      <w:pPr>
+        <w:pStyle w:val="Standard"/>
+        <w:numPr>
+          <w:ilvl w:val="0"/>
+          <w:numId w:val="3"/>
+        </w:numPr>
+        <w:tabs>
           <w:tab w:val="left" w:pos="720" w:leader="none"/>
         </w:tabs>
         <w:ind w:hanging="360" w:start="360"/>
@@ -1433,7 +2114,87 @@
           <w:rFonts w:cs="Arial" w:ascii="Arial" w:hAnsi="Arial"/>
           <w:sz w:val="20"/>
         </w:rPr>
-        <w:t>Co-organized a summit meeting of free-range computing education groups in 2015.</w:t>
+        <w:t>Author of two children’s books (</w:t>
+      </w:r>
+      <w:r>
+        <w:rPr>
+          <w:rFonts w:cs="Arial" w:ascii="Arial" w:hAnsi="Arial"/>
+          <w:i/>
+          <w:sz w:val="20"/>
+        </w:rPr>
+        <w:t>Bottle of Light</w:t>
+      </w:r>
+      <w:r>
+        <w:rPr>
+          <w:rFonts w:cs="Arial" w:ascii="Arial" w:hAnsi="Arial"/>
+          <w:sz w:val="20"/>
+        </w:rPr>
+        <w:t xml:space="preserve">, 2008 and </w:t>
+      </w:r>
+      <w:r>
+        <w:rPr>
+          <w:rFonts w:cs="Arial" w:ascii="Arial" w:hAnsi="Arial"/>
+          <w:i/>
+          <w:iCs/>
+          <w:sz w:val="20"/>
+        </w:rPr>
+        <w:t>Three Sensible Adventures</w:t>
+      </w:r>
+      <w:r>
+        <w:rPr>
+          <w:rFonts w:cs="Arial" w:ascii="Arial" w:hAnsi="Arial"/>
+          <w:sz w:val="20"/>
+        </w:rPr>
+        <w:t>, 1999).</w:t>
+      </w:r>
+    </w:p>
+    <w:p>
+      <w:pPr>
+        <w:pStyle w:val="Standard"/>
+        <w:numPr>
+          <w:ilvl w:val="0"/>
+          <w:numId w:val="3"/>
+        </w:numPr>
+        <w:tabs>
+          <w:tab w:val="left" w:pos="720" w:leader="none"/>
+        </w:tabs>
+        <w:ind w:hanging="360" w:start="360"/>
+        <w:rPr/>
+      </w:pPr>
+      <w:r>
+        <w:rPr>
+          <w:rFonts w:cs="Arial" w:ascii="Arial" w:hAnsi="Arial"/>
+          <w:sz w:val="20"/>
+        </w:rPr>
+        <w:t>Co-organiz</w:t>
+      </w:r>
+      <w:r>
+        <w:rPr>
+          <w:rFonts w:cs="Arial" w:ascii="Arial" w:hAnsi="Arial"/>
+          <w:sz w:val="20"/>
+        </w:rPr>
+        <w:t>or</w:t>
+      </w:r>
+      <w:r>
+        <w:rPr>
+          <w:rFonts w:cs="Arial" w:ascii="Arial" w:hAnsi="Arial"/>
+          <w:sz w:val="20"/>
+        </w:rPr>
+        <w:t xml:space="preserve"> </w:t>
+      </w:r>
+      <w:r>
+        <w:rPr>
+          <w:rFonts w:cs="Arial" w:ascii="Arial" w:hAnsi="Arial"/>
+          <w:sz w:val="20"/>
+        </w:rPr>
+        <w:t>of</w:t>
+      </w:r>
+      <w:r>
+        <w:rPr>
+          <w:rFonts w:cs="Arial" w:ascii="Arial" w:hAnsi="Arial"/>
+          <w:sz w:val="20"/>
+        </w:rPr>
+        <w:t xml:space="preserve"> summit meeting of free-range computing education groups, 2015.</w:t>
       </w:r>
     </w:p>
     <w:p>
@@ -1495,64 +2256,223 @@
         <w:pStyle w:val="Textbody"/>
         <w:numPr>
           <w:ilvl w:val="0"/>
+          <w:numId w:val="26"/>
+        </w:numPr>
+        <w:tabs>
+          <w:tab w:val="clear" w:pos="720"/>
+          <w:tab w:val="left" w:pos="0" w:leader="none"/>
+        </w:tabs>
+        <w:rPr/>
+      </w:pPr>
+      <w:r>
+        <w:rPr/>
+        <w:t>Advisory Board, Ladies Learning Code, 2012-2014.</w:t>
+      </w:r>
+    </w:p>
+    <w:p>
+      <w:pPr>
+        <w:pStyle w:val="Textbody"/>
+        <w:numPr>
+          <w:ilvl w:val="0"/>
+          <w:numId w:val="27"/>
+        </w:numPr>
+        <w:tabs>
+          <w:tab w:val="clear" w:pos="720"/>
+          <w:tab w:val="left" w:pos="0" w:leader="none"/>
+        </w:tabs>
+        <w:rPr/>
+      </w:pPr>
+      <w:r>
+        <w:rPr/>
+        <w:t>Book review</w:t>
+      </w:r>
+      <w:r>
+        <w:rPr/>
+        <w:t xml:space="preserve"> editor </w:t>
+      </w:r>
+      <w:r>
+        <w:rPr/>
+        <w:t>for</w:t>
+      </w:r>
+      <w:r>
+        <w:rPr/>
+        <w:t xml:space="preserve"> </w:t>
+      </w:r>
+      <w:r>
+        <w:rPr>
+          <w:i/>
+          <w:iCs/>
+        </w:rPr>
+        <w:t>Doctor Dobb’s Journal</w:t>
+      </w:r>
+      <w:r>
+        <w:rPr/>
+        <w:t>, 2001-10.</w:t>
+      </w:r>
+    </w:p>
+    <w:p>
+      <w:pPr>
+        <w:pStyle w:val="Textbody"/>
+        <w:numPr>
+          <w:ilvl w:val="0"/>
+          <w:numId w:val="28"/>
+        </w:numPr>
+        <w:tabs>
+          <w:tab w:val="clear" w:pos="720"/>
+          <w:tab w:val="left" w:pos="360" w:leader="none"/>
+        </w:tabs>
+        <w:rPr/>
+      </w:pPr>
+      <w:r>
+        <w:rPr/>
+        <w:t>Mentor for Google’s Summer of Code, 2005-2015</w:t>
+      </w:r>
+    </w:p>
+    <w:p>
+      <w:pPr>
+        <w:pStyle w:val="Textbody"/>
+        <w:numPr>
+          <w:ilvl w:val="0"/>
           <w:numId w:val="29"/>
         </w:numPr>
         <w:tabs>
           <w:tab w:val="clear" w:pos="720"/>
-          <w:tab w:val="left" w:pos="0" w:leader="none"/>
-        </w:tabs>
-        <w:rPr/>
-      </w:pPr>
-      <w:r>
-        <w:rPr/>
-        <w:t>Advisory Board, Ladies Learning Code, 2012-2014.</w:t>
-      </w:r>
-    </w:p>
-    <w:p>
-      <w:pPr>
-        <w:pStyle w:val="Textbody"/>
+          <w:tab w:val="left" w:pos="360" w:leader="none"/>
+        </w:tabs>
+        <w:rPr>
+          <w:rFonts w:ascii="Arial" w:hAnsi="Arial" w:cs="Arial"/>
+          <w:sz w:val="20"/>
+        </w:rPr>
+      </w:pPr>
+      <w:r>
+        <w:rPr>
+          <w:rFonts w:cs="Arial"/>
+          <w:sz w:val="20"/>
+        </w:rPr>
+        <w:t>Ultimate frisbee, 1995-2003 (Toronto "C" Division championship team, 2002).</w:t>
+      </w:r>
+    </w:p>
+    <w:p>
+      <w:pPr>
+        <w:pStyle w:val="Standard"/>
         <w:numPr>
           <w:ilvl w:val="0"/>
           <w:numId w:val="30"/>
         </w:numPr>
         <w:tabs>
           <w:tab w:val="clear" w:pos="720"/>
-          <w:tab w:val="left" w:pos="0" w:leader="none"/>
-        </w:tabs>
-        <w:rPr/>
-      </w:pPr>
-      <w:r>
-        <w:rPr/>
-        <w:t xml:space="preserve">Contributing editor with </w:t>
-      </w:r>
-      <w:r>
-        <w:rPr>
-          <w:i/>
-          <w:iCs/>
-        </w:rPr>
-        <w:t>Doctor Dobb’s Journal</w:t>
-      </w:r>
-      <w:r>
-        <w:rPr/>
-        <w:t>, 2001-10.</w:t>
-      </w:r>
-    </w:p>
-    <w:p>
-      <w:pPr>
-        <w:pStyle w:val="Textbody"/>
+          <w:tab w:val="left" w:pos="360" w:leader="none"/>
+        </w:tabs>
+        <w:rPr>
+          <w:rFonts w:ascii="Arial" w:hAnsi="Arial" w:cs="Arial"/>
+          <w:sz w:val="20"/>
+        </w:rPr>
+      </w:pPr>
+      <w:r>
+        <w:rPr>
+          <w:rFonts w:cs="Arial" w:ascii="Arial" w:hAnsi="Arial"/>
+          <w:sz w:val="20"/>
+        </w:rPr>
+        <w:t>Competitor in World Computer Chess Championship, 1989.</w:t>
+      </w:r>
+    </w:p>
+    <w:p>
+      <w:pPr>
+        <w:pStyle w:val="Standard"/>
+        <w:tabs>
+          <w:tab w:val="clear" w:pos="720"/>
+          <w:tab w:val="left" w:pos="360" w:leader="none"/>
+        </w:tabs>
+        <w:rPr>
+          <w:rFonts w:ascii="Arial" w:hAnsi="Arial" w:cs="Arial"/>
+          <w:sz w:val="20"/>
+        </w:rPr>
+      </w:pPr>
+      <w:r>
+        <w:rPr>
+          <w:rFonts w:cs="Arial" w:ascii="Arial" w:hAnsi="Arial"/>
+          <w:sz w:val="20"/>
+        </w:rPr>
+      </w:r>
+    </w:p>
+    <w:p>
+      <w:pPr>
+        <w:pStyle w:val="Heading1"/>
+        <w:shd w:val="clear" w:color="auto" w:fill="EDD287"/>
+        <w:rPr>
+          <w:b/>
+          <w:bCs/>
+          <w:sz w:val="24"/>
+        </w:rPr>
+      </w:pPr>
+      <w:r>
+        <w:rPr>
+          <w:b/>
+          <w:bCs/>
+          <w:sz w:val="24"/>
+        </w:rPr>
+        <w:t>Recent Publications</w:t>
+      </w:r>
+    </w:p>
+    <w:p>
+      <w:pPr>
+        <w:pStyle w:val="Standard"/>
+        <w:rPr>
+          <w:rFonts w:ascii="Arial" w:hAnsi="Arial" w:cs="Arial"/>
+          <w:sz w:val="20"/>
+        </w:rPr>
+      </w:pPr>
+      <w:r>
+        <w:rPr>
+          <w:rFonts w:cs="Arial" w:ascii="Arial" w:hAnsi="Arial"/>
+          <w:sz w:val="20"/>
+        </w:rPr>
+      </w:r>
+    </w:p>
+    <w:p>
+      <w:pPr>
+        <w:pStyle w:val="Standard"/>
         <w:numPr>
           <w:ilvl w:val="0"/>
           <w:numId w:val="31"/>
         </w:numPr>
         <w:tabs>
-          <w:tab w:val="clear" w:pos="720"/>
-          <w:tab w:val="left" w:pos="360" w:leader="none"/>
-        </w:tabs>
-        <w:rPr/>
-      </w:pPr>
-      <w:r>
-        <w:rPr/>
-        <w:t>Mentor for Google’s Summer of Code, 2005-2015.</w:t>
+          <w:tab w:val="left" w:pos="720" w:leader="none"/>
+        </w:tabs>
+        <w:ind w:hanging="360" w:start="360"/>
+        <w:rPr>
+          <w:rFonts w:ascii="Arial" w:hAnsi="Arial" w:cs="Arial"/>
+          <w:sz w:val="20"/>
+          <w:szCs w:val="20"/>
+        </w:rPr>
+      </w:pPr>
+      <w:r>
+        <w:rPr>
+          <w:rFonts w:cs="Arial" w:ascii="Arial" w:hAnsi="Arial"/>
+          <w:sz w:val="20"/>
+          <w:szCs w:val="20"/>
+        </w:rPr>
+        <w:t xml:space="preserve">Wilson: </w:t>
+      </w:r>
+      <w:r>
+        <w:rPr>
+          <w:rFonts w:cs="Arial" w:ascii="Arial" w:hAnsi="Arial"/>
+          <w:i/>
+          <w:iCs/>
+          <w:sz w:val="20"/>
+          <w:szCs w:val="20"/>
+        </w:rPr>
+        <w:t>Software Design by Example in Python</w:t>
+      </w:r>
+      <w:r>
+        <w:rPr>
+          <w:rFonts w:cs="Arial" w:ascii="Arial" w:hAnsi="Arial"/>
+          <w:i w:val="false"/>
+          <w:iCs w:val="false"/>
+          <w:sz w:val="20"/>
+          <w:szCs w:val="20"/>
+        </w:rPr>
+        <w:t>. Chapman and Hall/CRC Press, 2024</w:t>
       </w:r>
     </w:p>
     <w:p>
@@ -1563,20 +2483,42 @@
           <w:numId w:val="32"/>
         </w:numPr>
         <w:tabs>
-          <w:tab w:val="clear" w:pos="720"/>
-          <w:tab w:val="left" w:pos="360" w:leader="none"/>
-        </w:tabs>
+          <w:tab w:val="left" w:pos="720" w:leader="none"/>
+        </w:tabs>
+        <w:ind w:hanging="360" w:start="360"/>
         <w:rPr>
           <w:rFonts w:ascii="Arial" w:hAnsi="Arial" w:cs="Arial"/>
           <w:sz w:val="20"/>
-        </w:rPr>
-      </w:pPr>
-      <w:r>
-        <w:rPr>
-          <w:rFonts w:cs="Arial" w:ascii="Arial" w:hAnsi="Arial"/>
-          <w:sz w:val="20"/>
-        </w:rPr>
-        <w:t>Ultimate frisbee, 1995-2003 (Toronto "C" Division championship team 2002).</w:t>
+          <w:szCs w:val="20"/>
+        </w:rPr>
+      </w:pPr>
+      <w:r>
+        <w:rPr>
+          <w:rFonts w:cs="Arial" w:ascii="Arial" w:hAnsi="Arial"/>
+          <w:sz w:val="20"/>
+          <w:szCs w:val="20"/>
+        </w:rPr>
+        <w:t xml:space="preserve">Haberman &amp; Wilson: “Ten Simple Rules for Writing a Technical Book”. </w:t>
+      </w:r>
+      <w:r>
+        <w:rPr>
+          <w:rFonts w:cs="Arial" w:ascii="Arial" w:hAnsi="Arial"/>
+          <w:i/>
+          <w:iCs/>
+          <w:sz w:val="20"/>
+          <w:szCs w:val="20"/>
+        </w:rPr>
+        <w:t>PLoS Comp. Bio.</w:t>
+      </w:r>
+      <w:r>
+        <w:rPr>
+          <w:rFonts w:cs="Arial" w:ascii="Arial" w:hAnsi="Arial"/>
+          <w:i w:val="false"/>
+          <w:iCs w:val="false"/>
+          <w:sz w:val="20"/>
+          <w:szCs w:val="20"/>
+        </w:rPr>
+        <w:t>, 2023</w:t>
       </w:r>
     </w:p>
     <w:p>
@@ -1587,73 +2529,42 @@
           <w:numId w:val="33"/>
         </w:numPr>
         <w:tabs>
-          <w:tab w:val="clear" w:pos="720"/>
-          <w:tab w:val="left" w:pos="360" w:leader="none"/>
-        </w:tabs>
+          <w:tab w:val="left" w:pos="720" w:leader="none"/>
+        </w:tabs>
+        <w:ind w:hanging="360" w:start="360"/>
         <w:rPr>
           <w:rFonts w:ascii="Arial" w:hAnsi="Arial" w:cs="Arial"/>
           <w:sz w:val="20"/>
-        </w:rPr>
-      </w:pPr>
-      <w:r>
-        <w:rPr>
-          <w:rFonts w:cs="Arial" w:ascii="Arial" w:hAnsi="Arial"/>
-          <w:sz w:val="20"/>
-        </w:rPr>
-        <w:t>Competitor in World Computer Chess Championship, 1989.</w:t>
-      </w:r>
-    </w:p>
-    <w:p>
-      <w:pPr>
-        <w:pStyle w:val="Standard"/>
-        <w:tabs>
-          <w:tab w:val="clear" w:pos="720"/>
-          <w:tab w:val="left" w:pos="360" w:leader="none"/>
-        </w:tabs>
-        <w:rPr>
-          <w:rFonts w:ascii="Arial" w:hAnsi="Arial" w:cs="Arial"/>
-          <w:sz w:val="20"/>
-        </w:rPr>
-      </w:pPr>
-      <w:r>
-        <w:rPr>
-          <w:rFonts w:cs="Arial" w:ascii="Arial" w:hAnsi="Arial"/>
-          <w:sz w:val="20"/>
-        </w:rPr>
-      </w:r>
-    </w:p>
-    <w:p>
-      <w:pPr>
-        <w:pStyle w:val="Heading1"/>
-        <w:shd w:val="clear" w:color="auto" w:fill="EDD287"/>
-        <w:rPr>
-          <w:b/>
-          <w:bCs/>
-          <w:sz w:val="24"/>
-        </w:rPr>
-      </w:pPr>
-      <w:r>
-        <w:rPr>
-          <w:b/>
-          <w:bCs/>
-          <w:sz w:val="24"/>
-        </w:rPr>
-        <w:t>Recent Publications</w:t>
-      </w:r>
-    </w:p>
-    <w:p>
-      <w:pPr>
-        <w:pStyle w:val="Standard"/>
-        <w:rPr>
-          <w:rFonts w:ascii="Arial" w:hAnsi="Arial" w:cs="Arial"/>
-          <w:sz w:val="20"/>
-        </w:rPr>
-      </w:pPr>
-      <w:r>
-        <w:rPr>
-          <w:rFonts w:cs="Arial" w:ascii="Arial" w:hAnsi="Arial"/>
-          <w:sz w:val="20"/>
-        </w:rPr>
+          <w:szCs w:val="20"/>
+        </w:rPr>
+      </w:pPr>
+      <w:r>
+        <w:rPr>
+          <w:rFonts w:cs="Arial" w:ascii="Arial" w:hAnsi="Arial"/>
+          <w:sz w:val="20"/>
+          <w:szCs w:val="20"/>
+        </w:rPr>
+        <w:t xml:space="preserve">Wilson: “Twelve Quick Tips for Software Design”. </w:t>
+      </w:r>
+      <w:r>
+        <w:rPr>
+          <w:rFonts w:cs="Arial" w:ascii="Arial" w:hAnsi="Arial"/>
+          <w:i/>
+          <w:iCs/>
+          <w:sz w:val="20"/>
+          <w:szCs w:val="20"/>
+        </w:rPr>
+        <w:t>PLoS Comp. Bio.</w:t>
+      </w:r>
+      <w:r>
+        <w:rPr>
+          <w:rFonts w:cs="Arial" w:ascii="Arial" w:hAnsi="Arial"/>
+          <w:i w:val="false"/>
+          <w:iCs w:val="false"/>
+          <w:sz w:val="20"/>
+          <w:szCs w:val="20"/>
+        </w:rPr>
+        <w:t>, 2022</w:t>
       </w:r>
     </w:p>
     <w:p>
@@ -1676,6 +2587,8 @@
       <w:r>
         <w:rPr>
           <w:rFonts w:cs="Arial" w:ascii="Arial" w:hAnsi="Arial"/>
+          <w:i w:val="false"/>
+          <w:iCs w:val="false"/>
           <w:sz w:val="20"/>
           <w:szCs w:val="20"/>
         </w:rPr>
@@ -1689,7 +2602,7 @@
           <w:sz w:val="20"/>
           <w:szCs w:val="20"/>
         </w:rPr>
-        <w:t>Software Design by Example in Python</w:t>
+        <w:t>Software Design by Example in JavaScript</w:t>
       </w:r>
       <w:r>
         <w:rPr>
@@ -1699,7 +2612,7 @@
           <w:sz w:val="20"/>
           <w:szCs w:val="20"/>
         </w:rPr>
-        <w:t>. Chapman and Hall/CRC Press, 2024</w:t>
+        <w:t>. Chapman and Hall/CRC Press, 2022</w:t>
       </w:r>
     </w:p>
     <w:p>
@@ -1725,7 +2638,7 @@
           <w:sz w:val="20"/>
           <w:szCs w:val="20"/>
         </w:rPr>
-        <w:t xml:space="preserve">Haberman &amp; Wilson: “Ten Simple Rules for Writing a Technical Book”. </w:t>
+        <w:t xml:space="preserve">Irving et al: </w:t>
       </w:r>
       <w:r>
         <w:rPr>
@@ -1735,17 +2648,26 @@
           <w:sz w:val="20"/>
           <w:szCs w:val="20"/>
         </w:rPr>
-        <w:t>PLoS Comp. Bio.</w:t>
-      </w:r>
-      <w:r>
-        <w:rPr>
-          <w:rFonts w:cs="Arial" w:ascii="Arial" w:hAnsi="Arial"/>
-          <w:i w:val="false"/>
-          <w:iCs w:val="false"/>
+        <w:t>Research Software Engineering with Python</w:t>
+      </w:r>
+      <w:r>
+        <w:rPr>
+          <w:rFonts w:cs="Arial" w:ascii="Arial" w:hAnsi="Arial"/>
           <w:sz w:val="20"/>
           <w:szCs w:val="20"/>
         </w:rPr>
-        <w:t>, 2023</w:t>
+        <w:t xml:space="preserve">. CRC Press, </w:t>
+      </w:r>
+      <w:r>
+        <w:rPr>
+          <w:rFonts w:eastAsia="Times New Roman" w:cs="Arial" w:ascii="Arial" w:hAnsi="Arial"/>
+          <w:color w:val="auto"/>
+          <w:kern w:val="2"/>
+          <w:sz w:val="20"/>
+          <w:szCs w:val="20"/>
+          <w:lang w:val="en-US" w:eastAsia="zh-CN" w:bidi="ar-SA"/>
+        </w:rPr>
+        <w:t>2021</w:t>
       </w:r>
     </w:p>
     <w:p>
@@ -1771,7 +2693,7 @@
           <w:sz w:val="20"/>
           <w:szCs w:val="20"/>
         </w:rPr>
-        <w:t xml:space="preserve">Wilson: “Twelve Quick Tips for Software Design”. </w:t>
+        <w:t xml:space="preserve">Smalls &amp; Wilson: “Ten Quick Tips for Staying Safe Online”. </w:t>
       </w:r>
       <w:r>
         <w:rPr>
@@ -1786,12 +2708,10 @@
       <w:r>
         <w:rPr>
           <w:rFonts w:cs="Arial" w:ascii="Arial" w:hAnsi="Arial"/>
-          <w:i w:val="false"/>
-          <w:iCs w:val="false"/>
           <w:sz w:val="20"/>
           <w:szCs w:val="20"/>
         </w:rPr>
-        <w:t>, 2022</w:t>
+        <w:t>, 2021</w:t>
       </w:r>
     </w:p>
     <w:p>
@@ -1814,32 +2734,10 @@
       <w:r>
         <w:rPr>
           <w:rFonts w:cs="Arial" w:ascii="Arial" w:hAnsi="Arial"/>
-          <w:i w:val="false"/>
-          <w:iCs w:val="false"/>
           <w:sz w:val="20"/>
           <w:szCs w:val="20"/>
         </w:rPr>
-        <w:t xml:space="preserve">Wilson: </w:t>
-      </w:r>
-      <w:r>
-        <w:rPr>
-          <w:rFonts w:cs="Arial" w:ascii="Arial" w:hAnsi="Arial"/>
-          <w:i/>
-          <w:iCs/>
-          <w:sz w:val="20"/>
-          <w:szCs w:val="20"/>
-        </w:rPr>
-        <w:t>Software Design by Example in JavaScript</w:t>
-      </w:r>
-      <w:r>
-        <w:rPr>
-          <w:rFonts w:cs="Arial" w:ascii="Arial" w:hAnsi="Arial"/>
-          <w:i w:val="false"/>
-          <w:iCs w:val="false"/>
-          <w:sz w:val="20"/>
-          <w:szCs w:val="20"/>
-        </w:rPr>
-        <w:t>. Chapman and Hall/CRC Press, 2022</w:t>
+        <w:t>Wilson: “Thoughts from a Not-So-Influential Educator”. ACM SIGSOFT, 2020.</w:t>
       </w:r>
     </w:p>
     <w:p>
@@ -1865,7 +2763,31 @@
           <w:sz w:val="20"/>
           <w:szCs w:val="20"/>
         </w:rPr>
-        <w:t xml:space="preserve">Irving et al: </w:t>
+        <w:t xml:space="preserve">Gans, </w:t>
+      </w:r>
+      <w:r>
+        <w:rPr>
+          <w:rFonts w:cs="Arial" w:ascii="Arial" w:hAnsi="Arial"/>
+          <w:sz w:val="20"/>
+          <w:szCs w:val="20"/>
+        </w:rPr>
+        <w:t>H</w:t>
+      </w:r>
+      <w:r>
+        <w:rPr>
+          <w:rFonts w:cs="Arial" w:ascii="Arial" w:hAnsi="Arial"/>
+          <w:sz w:val="20"/>
+          <w:szCs w:val="20"/>
+        </w:rPr>
+        <w:t>odges, &amp; Wilson</w:t>
+      </w:r>
+      <w:r>
+        <w:rPr>
+          <w:rFonts w:cs="Arial" w:ascii="Arial" w:hAnsi="Arial"/>
+          <w:sz w:val="20"/>
+          <w:szCs w:val="20"/>
+        </w:rPr>
+        <w:t xml:space="preserve">: </w:t>
       </w:r>
       <w:r>
         <w:rPr>
@@ -1875,7 +2797,7 @@
           <w:sz w:val="20"/>
           <w:szCs w:val="20"/>
         </w:rPr>
-        <w:t>Research Software Engineering with Python</w:t>
+        <w:t>JavaScript for Data Science</w:t>
       </w:r>
       <w:r>
         <w:rPr>
@@ -1883,18 +2805,7 @@
           <w:sz w:val="20"/>
           <w:szCs w:val="20"/>
         </w:rPr>
-        <w:t xml:space="preserve">. CRC Press, </w:t>
-      </w:r>
-      <w:r>
-        <w:rPr>
-          <w:rFonts w:eastAsia="Times New Roman" w:cs="Arial" w:ascii="Arial" w:hAnsi="Arial"/>
-          <w:color w:val="auto"/>
-          <w:kern w:val="2"/>
-          <w:sz w:val="20"/>
-          <w:szCs w:val="20"/>
-          <w:lang w:val="en-US" w:eastAsia="zh-CN" w:bidi="ar-SA"/>
-        </w:rPr>
-        <w:t>2021</w:t>
+        <w:t>. CRC Press, 2020</w:t>
       </w:r>
     </w:p>
     <w:p>
@@ -1918,9 +2829,8 @@
         <w:rPr>
           <w:rFonts w:cs="Arial" w:ascii="Arial" w:hAnsi="Arial"/>
           <w:sz w:val="20"/>
-          <w:szCs w:val="20"/>
-        </w:rPr>
-        <w:t xml:space="preserve">Smalls &amp; Wilson: “Ten Quick Tips for Staying Safe Online”. </w:t>
+        </w:rPr>
+        <w:t xml:space="preserve">Wilson: </w:t>
       </w:r>
       <w:r>
         <w:rPr>
@@ -1928,17 +2838,15 @@
           <w:i/>
           <w:iCs/>
           <w:sz w:val="20"/>
-          <w:szCs w:val="20"/>
-        </w:rPr>
-        <w:t>PLoS Comp. Bio.</w:t>
-      </w:r>
-      <w:r>
-        <w:rPr>
-          <w:rFonts w:cs="Arial" w:ascii="Arial" w:hAnsi="Arial"/>
-          <w:sz w:val="20"/>
-          <w:szCs w:val="20"/>
-        </w:rPr>
-        <w:t>, 2021</w:t>
+        </w:rPr>
+        <w:t>Teaching Tech Together</w:t>
+      </w:r>
+      <w:r>
+        <w:rPr>
+          <w:rFonts w:cs="Arial" w:ascii="Arial" w:hAnsi="Arial"/>
+          <w:sz w:val="20"/>
+        </w:rPr>
+        <w:t>. CRC Press, 2019</w:t>
       </w:r>
     </w:p>
     <w:p>
@@ -1960,11 +2868,29 @@
       </w:pPr>
       <w:r>
         <w:rPr>
-          <w:rFonts w:cs="Arial" w:ascii="Arial" w:hAnsi="Arial"/>
+          <w:rFonts w:ascii="Arial" w:hAnsi="Arial"/>
           <w:sz w:val="20"/>
           <w:szCs w:val="20"/>
         </w:rPr>
-        <w:t>Wilson: “Thoughts from a Not-So-Influential Educator”. ACM SIGSOFT, 2020.</w:t>
+        <w:t xml:space="preserve">Taschuk &amp; Wilson: ‟Ten Simple Rules for Making Research Software More Robust”. </w:t>
+      </w:r>
+      <w:r>
+        <w:rPr>
+          <w:rFonts w:ascii="Arial" w:hAnsi="Arial"/>
+          <w:i/>
+          <w:iCs/>
+          <w:sz w:val="20"/>
+          <w:szCs w:val="20"/>
+        </w:rPr>
+        <w:t>PLoS Comp. Bio.</w:t>
+      </w:r>
+      <w:r>
+        <w:rPr>
+          <w:rFonts w:ascii="Arial" w:hAnsi="Arial"/>
+          <w:sz w:val="20"/>
+          <w:szCs w:val="20"/>
+        </w:rPr>
+        <w:t>, 2017</w:t>
       </w:r>
     </w:p>
     <w:p>
@@ -1978,33 +2904,39 @@
           <w:tab w:val="left" w:pos="720" w:leader="none"/>
         </w:tabs>
         <w:ind w:hanging="360" w:start="360"/>
-        <w:rPr/>
-      </w:pPr>
-      <w:r>
-        <w:rPr>
-          <w:rFonts w:cs="Arial" w:ascii="Arial" w:hAnsi="Arial"/>
+        <w:rPr>
+          <w:rFonts w:ascii="Arial" w:hAnsi="Arial" w:cs="Arial"/>
           <w:sz w:val="20"/>
           <w:szCs w:val="20"/>
         </w:rPr>
-        <w:t xml:space="preserve">Gans et al: </w:t>
-      </w:r>
-      <w:r>
-        <w:rPr>
-          <w:rFonts w:cs="Arial" w:ascii="Arial" w:hAnsi="Arial"/>
+      </w:pPr>
+      <w:r>
+        <w:rPr>
+          <w:rFonts w:ascii="Arial" w:hAnsi="Arial"/>
+          <w:sz w:val="20"/>
+          <w:szCs w:val="20"/>
+        </w:rPr>
+        <w:t xml:space="preserve">Wilson et al: “Good Enough Practices in Scientific Computing”. </w:t>
+      </w:r>
+      <w:r>
+        <w:rPr>
+          <w:rFonts w:ascii="Arial" w:hAnsi="Arial"/>
           <w:i/>
           <w:iCs/>
           <w:sz w:val="20"/>
           <w:szCs w:val="20"/>
         </w:rPr>
-        <w:t>JavaScript for Data Science</w:t>
-      </w:r>
-      <w:r>
-        <w:rPr>
-          <w:rFonts w:cs="Arial" w:ascii="Arial" w:hAnsi="Arial"/>
+        <w:t>PLoS Comp. Bio.</w:t>
+      </w:r>
+      <w:r>
+        <w:rPr>
+          <w:rFonts w:ascii="Arial" w:hAnsi="Arial"/>
+          <w:i w:val="false"/>
+          <w:iCs w:val="false"/>
           <w:sz w:val="20"/>
           <w:szCs w:val="20"/>
         </w:rPr>
-        <w:t>. CRC Press, 2020</w:t>
+        <w:t>, 2017</w:t>
       </w:r>
     </w:p>
     <w:p>
@@ -2018,126 +2950,11 @@
           <w:tab w:val="left" w:pos="720" w:leader="none"/>
         </w:tabs>
         <w:ind w:hanging="360" w:start="360"/>
-        <w:rPr/>
-      </w:pPr>
-      <w:r>
-        <w:rPr>
-          <w:rFonts w:cs="Arial" w:ascii="Arial" w:hAnsi="Arial"/>
-          <w:sz w:val="20"/>
-        </w:rPr>
-        <w:t xml:space="preserve">Wilson: </w:t>
-      </w:r>
-      <w:r>
-        <w:rPr>
-          <w:rFonts w:cs="Arial" w:ascii="Arial" w:hAnsi="Arial"/>
-          <w:i/>
-          <w:iCs/>
-          <w:sz w:val="20"/>
-        </w:rPr>
-        <w:t>Teaching Tech Together</w:t>
-      </w:r>
-      <w:r>
-        <w:rPr>
-          <w:rFonts w:cs="Arial" w:ascii="Arial" w:hAnsi="Arial"/>
-          <w:sz w:val="20"/>
-        </w:rPr>
-        <w:t>. CRC Press, 2019</w:t>
-      </w:r>
-    </w:p>
-    <w:p>
-      <w:pPr>
-        <w:pStyle w:val="Standard"/>
-        <w:numPr>
-          <w:ilvl w:val="0"/>
-          <w:numId w:val="1"/>
-        </w:numPr>
-        <w:tabs>
-          <w:tab w:val="left" w:pos="720" w:leader="none"/>
-        </w:tabs>
-        <w:ind w:hanging="360" w:start="360"/>
-        <w:rPr/>
-      </w:pPr>
-      <w:r>
-        <w:rPr>
-          <w:rFonts w:ascii="Arial" w:hAnsi="Arial"/>
+        <w:rPr>
+          <w:rFonts w:ascii="Arial" w:hAnsi="Arial" w:cs="Arial"/>
           <w:sz w:val="20"/>
           <w:szCs w:val="20"/>
         </w:rPr>
-        <w:t xml:space="preserve">Taschuk &amp; Wilson: ‟Ten Simple Rules for Making Research Software More Robust”. </w:t>
-      </w:r>
-      <w:r>
-        <w:rPr>
-          <w:rFonts w:ascii="Arial" w:hAnsi="Arial"/>
-          <w:i/>
-          <w:iCs/>
-          <w:sz w:val="20"/>
-          <w:szCs w:val="20"/>
-        </w:rPr>
-        <w:t>PLoS Comp. Bio.</w:t>
-      </w:r>
-      <w:r>
-        <w:rPr>
-          <w:rFonts w:ascii="Arial" w:hAnsi="Arial"/>
-          <w:sz w:val="20"/>
-          <w:szCs w:val="20"/>
-        </w:rPr>
-        <w:t>, 2017</w:t>
-      </w:r>
-    </w:p>
-    <w:p>
-      <w:pPr>
-        <w:pStyle w:val="Standard"/>
-        <w:numPr>
-          <w:ilvl w:val="0"/>
-          <w:numId w:val="1"/>
-        </w:numPr>
-        <w:tabs>
-          <w:tab w:val="left" w:pos="720" w:leader="none"/>
-        </w:tabs>
-        <w:ind w:hanging="360" w:start="360"/>
-        <w:rPr/>
-      </w:pPr>
-      <w:r>
-        <w:rPr>
-          <w:rFonts w:ascii="Arial" w:hAnsi="Arial"/>
-          <w:sz w:val="20"/>
-          <w:szCs w:val="20"/>
-        </w:rPr>
-        <w:t xml:space="preserve">Wilson et al: “Good Enough Practices in Scientific Computing”. </w:t>
-      </w:r>
-      <w:r>
-        <w:rPr>
-          <w:rFonts w:ascii="Arial" w:hAnsi="Arial"/>
-          <w:i/>
-          <w:iCs/>
-          <w:sz w:val="20"/>
-          <w:szCs w:val="20"/>
-        </w:rPr>
-        <w:t>PLoS Comp. Bio.</w:t>
-      </w:r>
-      <w:r>
-        <w:rPr>
-          <w:rFonts w:ascii="Arial" w:hAnsi="Arial"/>
-          <w:i w:val="false"/>
-          <w:iCs w:val="false"/>
-          <w:sz w:val="20"/>
-          <w:szCs w:val="20"/>
-        </w:rPr>
-        <w:t>, 2017</w:t>
-      </w:r>
-    </w:p>
-    <w:p>
-      <w:pPr>
-        <w:pStyle w:val="Standard"/>
-        <w:numPr>
-          <w:ilvl w:val="0"/>
-          <w:numId w:val="1"/>
-        </w:numPr>
-        <w:tabs>
-          <w:tab w:val="left" w:pos="720" w:leader="none"/>
-        </w:tabs>
-        <w:ind w:hanging="360" w:start="360"/>
-        <w:rPr/>
       </w:pPr>
       <w:r>
         <w:rPr>
@@ -3973,7 +4790,7 @@
         <w:tabs>
           <w:tab w:val="num" w:pos="0"/>
         </w:tabs>
-        <w:ind w:start="360" w:hanging="360"/>
+        <w:ind w:start="720" w:hanging="360"/>
       </w:pPr>
       <w:rPr>
         <w:rFonts w:ascii="Symbol" w:hAnsi="Symbol" w:cs="Symbol" w:hint="default"/>
@@ -3988,7 +4805,7 @@
         <w:tabs>
           <w:tab w:val="num" w:pos="0"/>
         </w:tabs>
-        <w:ind w:start="1080" w:hanging="360"/>
+        <w:ind w:start="1440" w:hanging="360"/>
       </w:pPr>
       <w:rPr>
         <w:rFonts w:ascii="Courier New" w:hAnsi="Courier New" w:cs="Courier New" w:hint="default"/>
@@ -4003,7 +4820,7 @@
         <w:tabs>
           <w:tab w:val="num" w:pos="0"/>
         </w:tabs>
-        <w:ind w:start="1800" w:hanging="360"/>
+        <w:ind w:start="2160" w:hanging="360"/>
       </w:pPr>
       <w:rPr>
         <w:rFonts w:ascii="Wingdings" w:hAnsi="Wingdings" w:cs="Wingdings" w:hint="default"/>
@@ -4018,7 +4835,7 @@
         <w:tabs>
           <w:tab w:val="num" w:pos="0"/>
         </w:tabs>
-        <w:ind w:start="2520" w:hanging="360"/>
+        <w:ind w:start="2880" w:hanging="360"/>
       </w:pPr>
       <w:rPr>
         <w:rFonts w:ascii="Symbol" w:hAnsi="Symbol" w:cs="Symbol" w:hint="default"/>
@@ -4033,7 +4850,7 @@
         <w:tabs>
           <w:tab w:val="num" w:pos="0"/>
         </w:tabs>
-        <w:ind w:start="3240" w:hanging="360"/>
+        <w:ind w:start="3600" w:hanging="360"/>
       </w:pPr>
       <w:rPr>
         <w:rFonts w:ascii="Courier New" w:hAnsi="Courier New" w:cs="Courier New" w:hint="default"/>
@@ -4048,7 +4865,7 @@
         <w:tabs>
           <w:tab w:val="num" w:pos="0"/>
         </w:tabs>
-        <w:ind w:start="3960" w:hanging="360"/>
+        <w:ind w:start="4320" w:hanging="360"/>
       </w:pPr>
       <w:rPr>
         <w:rFonts w:ascii="Wingdings" w:hAnsi="Wingdings" w:cs="Wingdings" w:hint="default"/>
@@ -4063,7 +4880,7 @@
         <w:tabs>
           <w:tab w:val="num" w:pos="0"/>
         </w:tabs>
-        <w:ind w:start="4680" w:hanging="360"/>
+        <w:ind w:start="5040" w:hanging="360"/>
       </w:pPr>
       <w:rPr>
         <w:rFonts w:ascii="Symbol" w:hAnsi="Symbol" w:cs="Symbol" w:hint="default"/>
@@ -4078,7 +4895,7 @@
         <w:tabs>
           <w:tab w:val="num" w:pos="0"/>
         </w:tabs>
-        <w:ind w:start="5400" w:hanging="360"/>
+        <w:ind w:start="5760" w:hanging="360"/>
       </w:pPr>
       <w:rPr>
         <w:rFonts w:ascii="Courier New" w:hAnsi="Courier New" w:cs="Courier New" w:hint="default"/>
@@ -4093,7 +4910,7 @@
         <w:tabs>
           <w:tab w:val="num" w:pos="0"/>
         </w:tabs>
-        <w:ind w:start="6120" w:hanging="360"/>
+        <w:ind w:start="6480" w:hanging="360"/>
       </w:pPr>
       <w:rPr>
         <w:rFonts w:ascii="Wingdings" w:hAnsi="Wingdings" w:cs="Wingdings" w:hint="default"/>
@@ -4917,414 +5734,6 @@
     </w:lvl>
   </w:abstractNum>
   <w:abstractNum w:abstractNumId="20">
-    <w:lvl w:ilvl="0">
-      <w:numFmt w:val="bullet"/>
-      <w:lvlText w:val=""/>
-      <w:lvlJc w:val="start"/>
-      <w:pPr>
-        <w:tabs>
-          <w:tab w:val="num" w:pos="0"/>
-        </w:tabs>
-        <w:ind w:start="720" w:hanging="360"/>
-      </w:pPr>
-      <w:rPr>
-        <w:rFonts w:ascii="Symbol" w:hAnsi="Symbol" w:cs="Symbol" w:hint="default"/>
-      </w:rPr>
-    </w:lvl>
-    <w:lvl w:ilvl="1">
-      <w:start w:val="0"/>
-      <w:numFmt w:val="bullet"/>
-      <w:lvlText w:val="o"/>
-      <w:lvlJc w:val="start"/>
-      <w:pPr>
-        <w:tabs>
-          <w:tab w:val="num" w:pos="0"/>
-        </w:tabs>
-        <w:ind w:start="1440" w:hanging="360"/>
-      </w:pPr>
-      <w:rPr>
-        <w:rFonts w:ascii="Courier New" w:hAnsi="Courier New" w:cs="Courier New" w:hint="default"/>
-      </w:rPr>
-    </w:lvl>
-    <w:lvl w:ilvl="2">
-      <w:start w:val="0"/>
-      <w:numFmt w:val="bullet"/>
-      <w:lvlText w:val=""/>
-      <w:lvlJc w:val="start"/>
-      <w:pPr>
-        <w:tabs>
-          <w:tab w:val="num" w:pos="0"/>
-        </w:tabs>
-        <w:ind w:start="2160" w:hanging="360"/>
-      </w:pPr>
-      <w:rPr>
-        <w:rFonts w:ascii="Wingdings" w:hAnsi="Wingdings" w:cs="Wingdings" w:hint="default"/>
-      </w:rPr>
-    </w:lvl>
-    <w:lvl w:ilvl="3">
-      <w:start w:val="0"/>
-      <w:numFmt w:val="bullet"/>
-      <w:lvlText w:val=""/>
-      <w:lvlJc w:val="start"/>
-      <w:pPr>
-        <w:tabs>
-          <w:tab w:val="num" w:pos="0"/>
-        </w:tabs>
-        <w:ind w:start="2880" w:hanging="360"/>
-      </w:pPr>
-      <w:rPr>
-        <w:rFonts w:ascii="Symbol" w:hAnsi="Symbol" w:cs="Symbol" w:hint="default"/>
-      </w:rPr>
-    </w:lvl>
-    <w:lvl w:ilvl="4">
-      <w:start w:val="0"/>
-      <w:numFmt w:val="bullet"/>
-      <w:lvlText w:val="o"/>
-      <w:lvlJc w:val="start"/>
-      <w:pPr>
-        <w:tabs>
-          <w:tab w:val="num" w:pos="0"/>
-        </w:tabs>
-        <w:ind w:start="3600" w:hanging="360"/>
-      </w:pPr>
-      <w:rPr>
-        <w:rFonts w:ascii="Courier New" w:hAnsi="Courier New" w:cs="Courier New" w:hint="default"/>
-      </w:rPr>
-    </w:lvl>
-    <w:lvl w:ilvl="5">
-      <w:start w:val="0"/>
-      <w:numFmt w:val="bullet"/>
-      <w:lvlText w:val=""/>
-      <w:lvlJc w:val="start"/>
-      <w:pPr>
-        <w:tabs>
-          <w:tab w:val="num" w:pos="0"/>
-        </w:tabs>
-        <w:ind w:start="4320" w:hanging="360"/>
-      </w:pPr>
-      <w:rPr>
-        <w:rFonts w:ascii="Wingdings" w:hAnsi="Wingdings" w:cs="Wingdings" w:hint="default"/>
-      </w:rPr>
-    </w:lvl>
-    <w:lvl w:ilvl="6">
-      <w:start w:val="0"/>
-      <w:numFmt w:val="bullet"/>
-      <w:lvlText w:val=""/>
-      <w:lvlJc w:val="start"/>
-      <w:pPr>
-        <w:tabs>
-          <w:tab w:val="num" w:pos="0"/>
-        </w:tabs>
-        <w:ind w:start="5040" w:hanging="360"/>
-      </w:pPr>
-      <w:rPr>
-        <w:rFonts w:ascii="Symbol" w:hAnsi="Symbol" w:cs="Symbol" w:hint="default"/>
-      </w:rPr>
-    </w:lvl>
-    <w:lvl w:ilvl="7">
-      <w:start w:val="0"/>
-      <w:numFmt w:val="bullet"/>
-      <w:lvlText w:val="o"/>
-      <w:lvlJc w:val="start"/>
-      <w:pPr>
-        <w:tabs>
-          <w:tab w:val="num" w:pos="0"/>
-        </w:tabs>
-        <w:ind w:start="5760" w:hanging="360"/>
-      </w:pPr>
-      <w:rPr>
-        <w:rFonts w:ascii="Courier New" w:hAnsi="Courier New" w:cs="Courier New" w:hint="default"/>
-      </w:rPr>
-    </w:lvl>
-    <w:lvl w:ilvl="8">
-      <w:start w:val="0"/>
-      <w:numFmt w:val="bullet"/>
-      <w:lvlText w:val=""/>
-      <w:lvlJc w:val="start"/>
-      <w:pPr>
-        <w:tabs>
-          <w:tab w:val="num" w:pos="0"/>
-        </w:tabs>
-        <w:ind w:start="6480" w:hanging="360"/>
-      </w:pPr>
-      <w:rPr>
-        <w:rFonts w:ascii="Wingdings" w:hAnsi="Wingdings" w:cs="Wingdings" w:hint="default"/>
-      </w:rPr>
-    </w:lvl>
-  </w:abstractNum>
-  <w:abstractNum w:abstractNumId="21">
-    <w:lvl w:ilvl="0">
-      <w:numFmt w:val="bullet"/>
-      <w:lvlText w:val=""/>
-      <w:lvlJc w:val="start"/>
-      <w:pPr>
-        <w:tabs>
-          <w:tab w:val="num" w:pos="0"/>
-        </w:tabs>
-        <w:ind w:start="720" w:hanging="360"/>
-      </w:pPr>
-      <w:rPr>
-        <w:rFonts w:ascii="Symbol" w:hAnsi="Symbol" w:cs="Symbol" w:hint="default"/>
-      </w:rPr>
-    </w:lvl>
-    <w:lvl w:ilvl="1">
-      <w:start w:val="0"/>
-      <w:numFmt w:val="bullet"/>
-      <w:lvlText w:val="o"/>
-      <w:lvlJc w:val="start"/>
-      <w:pPr>
-        <w:tabs>
-          <w:tab w:val="num" w:pos="0"/>
-        </w:tabs>
-        <w:ind w:start="1440" w:hanging="360"/>
-      </w:pPr>
-      <w:rPr>
-        <w:rFonts w:ascii="Courier New" w:hAnsi="Courier New" w:cs="Courier New" w:hint="default"/>
-      </w:rPr>
-    </w:lvl>
-    <w:lvl w:ilvl="2">
-      <w:start w:val="0"/>
-      <w:numFmt w:val="bullet"/>
-      <w:lvlText w:val=""/>
-      <w:lvlJc w:val="start"/>
-      <w:pPr>
-        <w:tabs>
-          <w:tab w:val="num" w:pos="0"/>
-        </w:tabs>
-        <w:ind w:start="2160" w:hanging="360"/>
-      </w:pPr>
-      <w:rPr>
-        <w:rFonts w:ascii="Wingdings" w:hAnsi="Wingdings" w:cs="Wingdings" w:hint="default"/>
-      </w:rPr>
-    </w:lvl>
-    <w:lvl w:ilvl="3">
-      <w:start w:val="0"/>
-      <w:numFmt w:val="bullet"/>
-      <w:lvlText w:val=""/>
-      <w:lvlJc w:val="start"/>
-      <w:pPr>
-        <w:tabs>
-          <w:tab w:val="num" w:pos="0"/>
-        </w:tabs>
-        <w:ind w:start="2880" w:hanging="360"/>
-      </w:pPr>
-      <w:rPr>
-        <w:rFonts w:ascii="Symbol" w:hAnsi="Symbol" w:cs="Symbol" w:hint="default"/>
-      </w:rPr>
-    </w:lvl>
-    <w:lvl w:ilvl="4">
-      <w:start w:val="0"/>
-      <w:numFmt w:val="bullet"/>
-      <w:lvlText w:val="o"/>
-      <w:lvlJc w:val="start"/>
-      <w:pPr>
-        <w:tabs>
-          <w:tab w:val="num" w:pos="0"/>
-        </w:tabs>
-        <w:ind w:start="3600" w:hanging="360"/>
-      </w:pPr>
-      <w:rPr>
-        <w:rFonts w:ascii="Courier New" w:hAnsi="Courier New" w:cs="Courier New" w:hint="default"/>
-      </w:rPr>
-    </w:lvl>
-    <w:lvl w:ilvl="5">
-      <w:start w:val="0"/>
-      <w:numFmt w:val="bullet"/>
-      <w:lvlText w:val=""/>
-      <w:lvlJc w:val="start"/>
-      <w:pPr>
-        <w:tabs>
-          <w:tab w:val="num" w:pos="0"/>
-        </w:tabs>
-        <w:ind w:start="4320" w:hanging="360"/>
-      </w:pPr>
-      <w:rPr>
-        <w:rFonts w:ascii="Wingdings" w:hAnsi="Wingdings" w:cs="Wingdings" w:hint="default"/>
-      </w:rPr>
-    </w:lvl>
-    <w:lvl w:ilvl="6">
-      <w:start w:val="0"/>
-      <w:numFmt w:val="bullet"/>
-      <w:lvlText w:val=""/>
-      <w:lvlJc w:val="start"/>
-      <w:pPr>
-        <w:tabs>
-          <w:tab w:val="num" w:pos="0"/>
-        </w:tabs>
-        <w:ind w:start="5040" w:hanging="360"/>
-      </w:pPr>
-      <w:rPr>
-        <w:rFonts w:ascii="Symbol" w:hAnsi="Symbol" w:cs="Symbol" w:hint="default"/>
-      </w:rPr>
-    </w:lvl>
-    <w:lvl w:ilvl="7">
-      <w:start w:val="0"/>
-      <w:numFmt w:val="bullet"/>
-      <w:lvlText w:val="o"/>
-      <w:lvlJc w:val="start"/>
-      <w:pPr>
-        <w:tabs>
-          <w:tab w:val="num" w:pos="0"/>
-        </w:tabs>
-        <w:ind w:start="5760" w:hanging="360"/>
-      </w:pPr>
-      <w:rPr>
-        <w:rFonts w:ascii="Courier New" w:hAnsi="Courier New" w:cs="Courier New" w:hint="default"/>
-      </w:rPr>
-    </w:lvl>
-    <w:lvl w:ilvl="8">
-      <w:start w:val="0"/>
-      <w:numFmt w:val="bullet"/>
-      <w:lvlText w:val=""/>
-      <w:lvlJc w:val="start"/>
-      <w:pPr>
-        <w:tabs>
-          <w:tab w:val="num" w:pos="0"/>
-        </w:tabs>
-        <w:ind w:start="6480" w:hanging="360"/>
-      </w:pPr>
-      <w:rPr>
-        <w:rFonts w:ascii="Wingdings" w:hAnsi="Wingdings" w:cs="Wingdings" w:hint="default"/>
-      </w:rPr>
-    </w:lvl>
-  </w:abstractNum>
-  <w:abstractNum w:abstractNumId="22">
-    <w:lvl w:ilvl="0">
-      <w:numFmt w:val="bullet"/>
-      <w:lvlText w:val=""/>
-      <w:lvlJc w:val="start"/>
-      <w:pPr>
-        <w:tabs>
-          <w:tab w:val="num" w:pos="0"/>
-        </w:tabs>
-        <w:ind w:start="720" w:hanging="360"/>
-      </w:pPr>
-      <w:rPr>
-        <w:rFonts w:ascii="Symbol" w:hAnsi="Symbol" w:cs="Symbol" w:hint="default"/>
-      </w:rPr>
-    </w:lvl>
-    <w:lvl w:ilvl="1">
-      <w:start w:val="0"/>
-      <w:numFmt w:val="bullet"/>
-      <w:lvlText w:val="o"/>
-      <w:lvlJc w:val="start"/>
-      <w:pPr>
-        <w:tabs>
-          <w:tab w:val="num" w:pos="0"/>
-        </w:tabs>
-        <w:ind w:start="1440" w:hanging="360"/>
-      </w:pPr>
-      <w:rPr>
-        <w:rFonts w:ascii="Courier New" w:hAnsi="Courier New" w:cs="Courier New" w:hint="default"/>
-      </w:rPr>
-    </w:lvl>
-    <w:lvl w:ilvl="2">
-      <w:start w:val="0"/>
-      <w:numFmt w:val="bullet"/>
-      <w:lvlText w:val=""/>
-      <w:lvlJc w:val="start"/>
-      <w:pPr>
-        <w:tabs>
-          <w:tab w:val="num" w:pos="0"/>
-        </w:tabs>
-        <w:ind w:start="2160" w:hanging="360"/>
-      </w:pPr>
-      <w:rPr>
-        <w:rFonts w:ascii="Wingdings" w:hAnsi="Wingdings" w:cs="Wingdings" w:hint="default"/>
-      </w:rPr>
-    </w:lvl>
-    <w:lvl w:ilvl="3">
-      <w:start w:val="0"/>
-      <w:numFmt w:val="bullet"/>
-      <w:lvlText w:val=""/>
-      <w:lvlJc w:val="start"/>
-      <w:pPr>
-        <w:tabs>
-          <w:tab w:val="num" w:pos="0"/>
-        </w:tabs>
-        <w:ind w:start="2880" w:hanging="360"/>
-      </w:pPr>
-      <w:rPr>
-        <w:rFonts w:ascii="Symbol" w:hAnsi="Symbol" w:cs="Symbol" w:hint="default"/>
-      </w:rPr>
-    </w:lvl>
-    <w:lvl w:ilvl="4">
-      <w:start w:val="0"/>
-      <w:numFmt w:val="bullet"/>
-      <w:lvlText w:val="o"/>
-      <w:lvlJc w:val="start"/>
-      <w:pPr>
-        <w:tabs>
-          <w:tab w:val="num" w:pos="0"/>
-        </w:tabs>
-        <w:ind w:start="3600" w:hanging="360"/>
-      </w:pPr>
-      <w:rPr>
-        <w:rFonts w:ascii="Courier New" w:hAnsi="Courier New" w:cs="Courier New" w:hint="default"/>
-      </w:rPr>
-    </w:lvl>
-    <w:lvl w:ilvl="5">
-      <w:start w:val="0"/>
-      <w:numFmt w:val="bullet"/>
-      <w:lvlText w:val=""/>
-      <w:lvlJc w:val="start"/>
-      <w:pPr>
-        <w:tabs>
-          <w:tab w:val="num" w:pos="0"/>
-        </w:tabs>
-        <w:ind w:start="4320" w:hanging="360"/>
-      </w:pPr>
-      <w:rPr>
-        <w:rFonts w:ascii="Wingdings" w:hAnsi="Wingdings" w:cs="Wingdings" w:hint="default"/>
-      </w:rPr>
-    </w:lvl>
-    <w:lvl w:ilvl="6">
-      <w:start w:val="0"/>
-      <w:numFmt w:val="bullet"/>
-      <w:lvlText w:val=""/>
-      <w:lvlJc w:val="start"/>
-      <w:pPr>
-        <w:tabs>
-          <w:tab w:val="num" w:pos="0"/>
-        </w:tabs>
-        <w:ind w:start="5040" w:hanging="360"/>
-      </w:pPr>
-      <w:rPr>
-        <w:rFonts w:ascii="Symbol" w:hAnsi="Symbol" w:cs="Symbol" w:hint="default"/>
-      </w:rPr>
-    </w:lvl>
-    <w:lvl w:ilvl="7">
-      <w:start w:val="0"/>
-      <w:numFmt w:val="bullet"/>
-      <w:lvlText w:val="o"/>
-      <w:lvlJc w:val="start"/>
-      <w:pPr>
-        <w:tabs>
-          <w:tab w:val="num" w:pos="0"/>
-        </w:tabs>
-        <w:ind w:start="5760" w:hanging="360"/>
-      </w:pPr>
-      <w:rPr>
-        <w:rFonts w:ascii="Courier New" w:hAnsi="Courier New" w:cs="Courier New" w:hint="default"/>
-      </w:rPr>
-    </w:lvl>
-    <w:lvl w:ilvl="8">
-      <w:start w:val="0"/>
-      <w:numFmt w:val="bullet"/>
-      <w:lvlText w:val=""/>
-      <w:lvlJc w:val="start"/>
-      <w:pPr>
-        <w:tabs>
-          <w:tab w:val="num" w:pos="0"/>
-        </w:tabs>
-        <w:ind w:start="6480" w:hanging="360"/>
-      </w:pPr>
-      <w:rPr>
-        <w:rFonts w:ascii="Wingdings" w:hAnsi="Wingdings" w:cs="Wingdings" w:hint="default"/>
-      </w:rPr>
-    </w:lvl>
-  </w:abstractNum>
-  <w:abstractNum w:abstractNumId="23">
     <w:lvl w:ilvl="0">
       <w:start w:val="1"/>
       <w:numFmt w:val="none"/>
@@ -5504,13 +5913,13 @@
     <w:abstractNumId w:val="20"/>
   </w:num>
   <w:num w:numId="21">
-    <w:abstractNumId w:val="21"/>
+    <w:abstractNumId w:val="2"/>
   </w:num>
   <w:num w:numId="22">
-    <w:abstractNumId w:val="22"/>
+    <w:abstractNumId w:val="2"/>
   </w:num>
   <w:num w:numId="23">
-    <w:abstractNumId w:val="23"/>
+    <w:abstractNumId w:val="2"/>
   </w:num>
   <w:num w:numId="24">
     <w:abstractNumId w:val="2"/>
@@ -5519,13 +5928,13 @@
     <w:abstractNumId w:val="2"/>
   </w:num>
   <w:num w:numId="26">
-    <w:abstractNumId w:val="2"/>
+    <w:abstractNumId w:val="3"/>
   </w:num>
   <w:num w:numId="27">
-    <w:abstractNumId w:val="2"/>
+    <w:abstractNumId w:val="3"/>
   </w:num>
   <w:num w:numId="28">
-    <w:abstractNumId w:val="2"/>
+    <w:abstractNumId w:val="3"/>
   </w:num>
   <w:num w:numId="29">
     <w:abstractNumId w:val="3"/>
@@ -5534,13 +5943,13 @@
     <w:abstractNumId w:val="3"/>
   </w:num>
   <w:num w:numId="31">
-    <w:abstractNumId w:val="3"/>
+    <w:abstractNumId w:val="1"/>
   </w:num>
   <w:num w:numId="32">
-    <w:abstractNumId w:val="3"/>
+    <w:abstractNumId w:val="1"/>
   </w:num>
   <w:num w:numId="33">
-    <w:abstractNumId w:val="3"/>
+    <w:abstractNumId w:val="1"/>
   </w:num>
   <w:num w:numId="34">
     <w:abstractNumId w:val="1"/>
@@ -6206,8 +6615,8 @@
       <w:u w:val="single"/>
     </w:rPr>
   </w:style>
-  <w:style w:type="character" w:styleId="Bullets" w:customStyle="1">
-    <w:name w:val="Bullets"/>
+  <w:style w:type="character" w:styleId="Bulletsuser" w:customStyle="1">
+    <w:name w:val="Bullets (user)"/>
     <w:qFormat/>
     <w:rPr>
       <w:rFonts w:ascii="OpenSymbol" w:hAnsi="OpenSymbol" w:eastAsia="OpenSymbol" w:cs="OpenSymbol"/>
@@ -6245,6 +6654,13 @@
     <w:rPr>
       <w:rFonts w:cs="Mangal"/>
       <w:szCs w:val="21"/>
+    </w:rPr>
+  </w:style>
+  <w:style w:type="character" w:styleId="Bullets">
+    <w:name w:val="Bullets"/>
+    <w:qFormat/>
+    <w:rPr>
+      <w:rFonts w:ascii="OpenSymbol" w:hAnsi="OpenSymbol" w:eastAsia="OpenSymbol" w:cs="OpenSymbol"/>
     </w:rPr>
   </w:style>
   <w:style w:type="paragraph" w:styleId="Heading" w:customStyle="1">
